--- a/exams/exam4_practice2_sol.docx
+++ b/exams/exam4_practice2_sol.docx
@@ -2399,18 +2399,18 @@
         <mc:AlternateContent>
           <mc:Choice Requires="wpi">
             <w:drawing>
-              <wp:anchor distT="0" distB="0" distL="114300" distR="114300" simplePos="0" relativeHeight="251910144" behindDoc="0" locked="0" layoutInCell="1" allowOverlap="1" wp14:anchorId="52814F09" wp14:editId="35F5AE89">
+              <wp:anchor distT="0" distB="0" distL="114300" distR="114300" simplePos="0" relativeHeight="252007424" behindDoc="0" locked="0" layoutInCell="1" allowOverlap="1" wp14:anchorId="13D342DB" wp14:editId="07C86004">
                 <wp:simplePos x="0" y="0"/>
                 <wp:positionH relativeFrom="column">
-                  <wp:posOffset>1755140</wp:posOffset>
+                  <wp:posOffset>1943687</wp:posOffset>
                 </wp:positionH>
                 <wp:positionV relativeFrom="paragraph">
-                  <wp:posOffset>130175</wp:posOffset>
+                  <wp:posOffset>122770</wp:posOffset>
                 </wp:positionV>
-                <wp:extent cx="214360" cy="114120"/>
-                <wp:effectExtent l="38100" t="38100" r="52705" b="38735"/>
+                <wp:extent cx="360" cy="360"/>
+                <wp:effectExtent l="38100" t="38100" r="38100" b="38100"/>
                 <wp:wrapNone/>
-                <wp:docPr id="508821812" name="Ink 310"/>
+                <wp:docPr id="99483183" name="Ink 1"/>
                 <wp:cNvGraphicFramePr/>
                 <a:graphic xmlns:a="http://schemas.openxmlformats.org/drawingml/2006/main">
                   <a:graphicData uri="http://schemas.microsoft.com/office/word/2010/wordprocessingInk">
@@ -2420,7 +2420,7 @@
                       </w14:nvContentPartPr>
                       <w14:xfrm>
                         <a:off x="0" y="0"/>
-                        <a:ext cx="214360" cy="114120"/>
+                        <a:ext cx="360" cy="360"/>
                       </w14:xfrm>
                     </w14:contentPart>
                   </a:graphicData>
@@ -2430,7 +2430,26 @@
           </mc:Choice>
           <mc:Fallback>
             <w:pict>
-              <v:shape w14:anchorId="54B0B8A2" id="Ink 310" o:spid="_x0000_s1026" type="#_x0000_t75" style="position:absolute;margin-left:137.7pt;margin-top:9.75pt;width:17.9pt;height:10pt;z-index:251910144;visibility:visible;mso-wrap-style:square;mso-wrap-distance-left:9pt;mso-wrap-distance-top:0;mso-wrap-distance-right:9pt;mso-wrap-distance-bottom:0;mso-position-horizontal:absolute;mso-position-horizontal-relative:text;mso-position-vertical:absolute;mso-position-vertical-relative:text" o:gfxdata="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">
+              <v:shapetype w14:anchorId="6D65A96F" id="_x0000_t75" coordsize="21600,21600" o:spt="75" o:preferrelative="t" path="m@4@5l@4@11@9@11@9@5xe" filled="f" stroked="f">
+                <v:stroke joinstyle="miter"/>
+                <v:formulas>
+                  <v:f eqn="if lineDrawn pixelLineWidth 0"/>
+                  <v:f eqn="sum @0 1 0"/>
+                  <v:f eqn="sum 0 0 @1"/>
+                  <v:f eqn="prod @2 1 2"/>
+                  <v:f eqn="prod @3 21600 pixelWidth"/>
+                  <v:f eqn="prod @3 21600 pixelHeight"/>
+                  <v:f eqn="sum @0 0 1"/>
+                  <v:f eqn="prod @6 1 2"/>
+                  <v:f eqn="prod @7 21600 pixelWidth"/>
+                  <v:f eqn="sum @8 21600 0"/>
+                  <v:f eqn="prod @7 21600 pixelHeight"/>
+                  <v:f eqn="sum @10 21600 0"/>
+                </v:formulas>
+                <v:path o:extrusionok="f" gradientshapeok="t" o:connecttype="rect"/>
+                <o:lock v:ext="edit" aspectratio="t"/>
+              </v:shapetype>
+              <v:shape id="Ink 1" o:spid="_x0000_s1026" type="#_x0000_t75" style="position:absolute;margin-left:152.7pt;margin-top:9.3pt;width:.75pt;height:.75pt;z-index:252007424;visibility:visible;mso-wrap-style:square;mso-wrap-distance-left:9pt;mso-wrap-distance-top:0;mso-wrap-distance-right:9pt;mso-wrap-distance-bottom:0;mso-position-horizontal:absolute;mso-position-horizontal-relative:text;mso-position-vertical:absolute;mso-position-vertical-relative:text" o:gfxdata="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">
                 <v:imagedata r:id="rId72" o:title=""/>
               </v:shape>
             </w:pict>
@@ -2454,18 +2473,18 @@
         <mc:AlternateContent>
           <mc:Choice Requires="wpi">
             <w:drawing>
-              <wp:anchor distT="0" distB="0" distL="114300" distR="114300" simplePos="0" relativeHeight="251930624" behindDoc="0" locked="0" layoutInCell="1" allowOverlap="1" wp14:anchorId="03A3012D" wp14:editId="22F808AC">
+              <wp:anchor distT="0" distB="0" distL="114300" distR="114300" simplePos="0" relativeHeight="252060672" behindDoc="0" locked="0" layoutInCell="1" allowOverlap="1" wp14:anchorId="72707264" wp14:editId="3EC06BDE">
                 <wp:simplePos x="0" y="0"/>
                 <wp:positionH relativeFrom="column">
-                  <wp:posOffset>2203539</wp:posOffset>
+                  <wp:posOffset>1870710</wp:posOffset>
                 </wp:positionH>
                 <wp:positionV relativeFrom="paragraph">
-                  <wp:posOffset>75457</wp:posOffset>
+                  <wp:posOffset>-413385</wp:posOffset>
                 </wp:positionV>
-                <wp:extent cx="73440" cy="54720"/>
-                <wp:effectExtent l="38100" t="38100" r="41275" b="40640"/>
+                <wp:extent cx="3821300" cy="982800"/>
+                <wp:effectExtent l="38100" t="38100" r="46355" b="46355"/>
                 <wp:wrapNone/>
-                <wp:docPr id="1787234322" name="Ink 330"/>
+                <wp:docPr id="1593833271" name="Ink 53"/>
                 <wp:cNvGraphicFramePr/>
                 <a:graphic xmlns:a="http://schemas.openxmlformats.org/drawingml/2006/main">
                   <a:graphicData uri="http://schemas.microsoft.com/office/word/2010/wordprocessingInk">
@@ -2475,7 +2494,7 @@
                       </w14:nvContentPartPr>
                       <w14:xfrm>
                         <a:off x="0" y="0"/>
-                        <a:ext cx="73440" cy="54720"/>
+                        <a:ext cx="3821300" cy="982800"/>
                       </w14:xfrm>
                     </w14:contentPart>
                   </a:graphicData>
@@ -2485,114 +2504,8 @@
           </mc:Choice>
           <mc:Fallback>
             <w:pict>
-              <v:shape w14:anchorId="4B3733B8" id="Ink 330" o:spid="_x0000_s1026" type="#_x0000_t75" style="position:absolute;margin-left:173pt;margin-top:5.45pt;width:6.8pt;height:5.25pt;z-index:251930624;visibility:visible;mso-wrap-style:square;mso-wrap-distance-left:9pt;mso-wrap-distance-top:0;mso-wrap-distance-right:9pt;mso-wrap-distance-bottom:0;mso-position-horizontal:absolute;mso-position-horizontal-relative:text;mso-position-vertical:absolute;mso-position-vertical-relative:text" o:gfxdata="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">
+              <v:shape w14:anchorId="3EDF7B07" id="Ink 53" o:spid="_x0000_s1026" type="#_x0000_t75" style="position:absolute;margin-left:146.8pt;margin-top:-33.05pt;width:301.9pt;height:78.4pt;z-index:252060672;visibility:visible;mso-wrap-style:square;mso-wrap-distance-left:9pt;mso-wrap-distance-top:0;mso-wrap-distance-right:9pt;mso-wrap-distance-bottom:0;mso-position-horizontal:absolute;mso-position-horizontal-relative:text;mso-position-vertical:absolute;mso-position-vertical-relative:text" o:gfxdata="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">
                 <v:imagedata r:id="rId74" o:title=""/>
-              </v:shape>
-            </w:pict>
-          </mc:Fallback>
-        </mc:AlternateContent>
-      </w:r>
-      <w:r>
-        <w:rPr>
-          <w:rFonts w:ascii="Times New Roman" w:eastAsiaTheme="minorEastAsia" w:hAnsi="Times New Roman" w:cs="Times New Roman"/>
-          <w:noProof/>
-          <w:color w:val="000000" w:themeColor="text1"/>
-        </w:rPr>
-        <mc:AlternateContent>
-          <mc:Choice Requires="wpi">
-            <w:drawing>
-              <wp:anchor distT="0" distB="0" distL="114300" distR="114300" simplePos="0" relativeHeight="251929600" behindDoc="0" locked="0" layoutInCell="1" allowOverlap="1" wp14:anchorId="2F100B90" wp14:editId="796C3210">
-                <wp:simplePos x="0" y="0"/>
-                <wp:positionH relativeFrom="column">
-                  <wp:posOffset>1700530</wp:posOffset>
-                </wp:positionH>
-                <wp:positionV relativeFrom="paragraph">
-                  <wp:posOffset>157525</wp:posOffset>
-                </wp:positionV>
-                <wp:extent cx="469440" cy="161280"/>
-                <wp:effectExtent l="38100" t="38100" r="45085" b="48895"/>
-                <wp:wrapNone/>
-                <wp:docPr id="1768061058" name="Ink 329"/>
-                <wp:cNvGraphicFramePr/>
-                <a:graphic xmlns:a="http://schemas.openxmlformats.org/drawingml/2006/main">
-                  <a:graphicData uri="http://schemas.microsoft.com/office/word/2010/wordprocessingInk">
-                    <w14:contentPart bwMode="auto" r:id="rId75">
-                      <w14:nvContentPartPr>
-                        <w14:cNvContentPartPr/>
-                      </w14:nvContentPartPr>
-                      <w14:xfrm>
-                        <a:off x="0" y="0"/>
-                        <a:ext cx="469440" cy="161280"/>
-                      </w14:xfrm>
-                    </w14:contentPart>
-                  </a:graphicData>
-                </a:graphic>
-                <wp14:sizeRelH relativeFrom="margin">
-                  <wp14:pctWidth>0</wp14:pctWidth>
-                </wp14:sizeRelH>
-                <wp14:sizeRelV relativeFrom="margin">
-                  <wp14:pctHeight>0</wp14:pctHeight>
-                </wp14:sizeRelV>
-              </wp:anchor>
-            </w:drawing>
-          </mc:Choice>
-          <mc:Fallback>
-            <w:pict>
-              <v:shape w14:anchorId="366C5CD6" id="Ink 329" o:spid="_x0000_s1026" type="#_x0000_t75" style="position:absolute;margin-left:133.4pt;margin-top:11.9pt;width:37.95pt;height:13.7pt;z-index:251929600;visibility:visible;mso-wrap-style:square;mso-width-percent:0;mso-height-percent:0;mso-wrap-distance-left:9pt;mso-wrap-distance-top:0;mso-wrap-distance-right:9pt;mso-wrap-distance-bottom:0;mso-position-horizontal:absolute;mso-position-horizontal-relative:text;mso-position-vertical:absolute;mso-position-vertical-relative:text;mso-width-percent:0;mso-height-percent:0;mso-width-relative:margin;mso-height-relative:margin" o:gfxdata="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">
-                <v:imagedata r:id="rId76" o:title=""/>
-              </v:shape>
-            </w:pict>
-          </mc:Fallback>
-        </mc:AlternateContent>
-      </w:r>
-      <w:r>
-        <w:rPr>
-          <w:rFonts w:ascii="Times New Roman" w:eastAsiaTheme="minorEastAsia" w:hAnsi="Times New Roman" w:cs="Times New Roman"/>
-          <w:noProof/>
-          <w:color w:val="000000" w:themeColor="text1"/>
-        </w:rPr>
-        <mc:AlternateContent>
-          <mc:Choice Requires="wpi">
-            <w:drawing>
-              <wp:anchor distT="0" distB="0" distL="114300" distR="114300" simplePos="0" relativeHeight="251918336" behindDoc="0" locked="0" layoutInCell="1" allowOverlap="1" wp14:anchorId="29F5BA03" wp14:editId="76E96828">
-                <wp:simplePos x="0" y="0"/>
-                <wp:positionH relativeFrom="column">
-                  <wp:posOffset>1729150</wp:posOffset>
-                </wp:positionH>
-                <wp:positionV relativeFrom="paragraph">
-                  <wp:posOffset>13970</wp:posOffset>
-                </wp:positionV>
-                <wp:extent cx="424080" cy="45000"/>
-                <wp:effectExtent l="38100" t="38100" r="52705" b="50800"/>
-                <wp:wrapNone/>
-                <wp:docPr id="355904732" name="Ink 318"/>
-                <wp:cNvGraphicFramePr/>
-                <a:graphic xmlns:a="http://schemas.openxmlformats.org/drawingml/2006/main">
-                  <a:graphicData uri="http://schemas.microsoft.com/office/word/2010/wordprocessingInk">
-                    <w14:contentPart bwMode="auto" r:id="rId77">
-                      <w14:nvContentPartPr>
-                        <w14:cNvContentPartPr/>
-                      </w14:nvContentPartPr>
-                      <w14:xfrm>
-                        <a:off x="0" y="0"/>
-                        <a:ext cx="424080" cy="45000"/>
-                      </w14:xfrm>
-                    </w14:contentPart>
-                  </a:graphicData>
-                </a:graphic>
-                <wp14:sizeRelH relativeFrom="margin">
-                  <wp14:pctWidth>0</wp14:pctWidth>
-                </wp14:sizeRelH>
-                <wp14:sizeRelV relativeFrom="margin">
-                  <wp14:pctHeight>0</wp14:pctHeight>
-                </wp14:sizeRelV>
-              </wp:anchor>
-            </w:drawing>
-          </mc:Choice>
-          <mc:Fallback>
-            <w:pict>
-              <v:shape w14:anchorId="1C10F264" id="Ink 318" o:spid="_x0000_s1026" type="#_x0000_t75" style="position:absolute;margin-left:135.65pt;margin-top:.6pt;width:34.4pt;height:4.55pt;z-index:251918336;visibility:visible;mso-wrap-style:square;mso-width-percent:0;mso-height-percent:0;mso-wrap-distance-left:9pt;mso-wrap-distance-top:0;mso-wrap-distance-right:9pt;mso-wrap-distance-bottom:0;mso-position-horizontal:absolute;mso-position-horizontal-relative:text;mso-position-vertical:absolute;mso-position-vertical-relative:text;mso-width-percent:0;mso-height-percent:0;mso-width-relative:margin;mso-height-relative:margin" o:gfxdata="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">
-                <v:imagedata r:id="rId78" o:title=""/>
               </v:shape>
             </w:pict>
           </mc:Fallback>
@@ -2622,7 +2535,7 @@
                 <wp:cNvGraphicFramePr/>
                 <a:graphic xmlns:a="http://schemas.openxmlformats.org/drawingml/2006/main">
                   <a:graphicData uri="http://schemas.microsoft.com/office/word/2010/wordprocessingInk">
-                    <w14:contentPart bwMode="auto" r:id="rId79">
+                    <w14:contentPart bwMode="auto" r:id="rId75">
                       <w14:nvContentPartPr>
                         <w14:cNvContentPartPr/>
                       </w14:nvContentPartPr>
@@ -3361,6 +3274,7 @@
       <w:r>
         <w:rPr>
           <w:rFonts w:ascii="Times New Roman" w:hAnsi="Times New Roman" w:cs="Times New Roman"/>
+          <w:noProof/>
         </w:rPr>
         <w:drawing>
           <wp:inline distT="0" distB="0" distL="0" distR="0" wp14:anchorId="279E0AED" wp14:editId="68FE7ED6">
@@ -3409,6 +3323,7 @@
       <w:r>
         <w:rPr>
           <w:rFonts w:ascii="Times New Roman" w:hAnsi="Times New Roman" w:cs="Times New Roman"/>
+          <w:noProof/>
         </w:rPr>
         <w:drawing>
           <wp:inline distT="0" distB="0" distL="0" distR="0" wp14:anchorId="4EF221C2" wp14:editId="43F8BB5E">
@@ -3457,6 +3372,7 @@
       <w:r>
         <w:rPr>
           <w:rFonts w:ascii="Times New Roman" w:hAnsi="Times New Roman" w:cs="Times New Roman"/>
+          <w:noProof/>
         </w:rPr>
         <w:lastRenderedPageBreak/>
         <w:drawing>
@@ -3522,6 +3438,7 @@
       <w:r>
         <w:rPr>
           <w:rFonts w:ascii="Times New Roman" w:hAnsi="Times New Roman" w:cs="Times New Roman"/>
+          <w:noProof/>
         </w:rPr>
         <w:drawing>
           <wp:inline distT="0" distB="0" distL="0" distR="0" wp14:anchorId="67342193" wp14:editId="7F459144">
@@ -3594,6 +3511,7 @@
       <w:r>
         <w:rPr>
           <w:rFonts w:ascii="Times New Roman" w:hAnsi="Times New Roman" w:cs="Times New Roman"/>
+          <w:noProof/>
         </w:rPr>
         <w:drawing>
           <wp:inline distT="0" distB="0" distL="0" distR="0" wp14:anchorId="3626467F" wp14:editId="10194375">
@@ -3642,6 +3560,7 @@
       <w:r>
         <w:rPr>
           <w:rFonts w:ascii="Times New Roman" w:hAnsi="Times New Roman" w:cs="Times New Roman"/>
+          <w:noProof/>
         </w:rPr>
         <w:lastRenderedPageBreak/>
         <w:drawing>
@@ -3882,6 +3801,7 @@
       <w:r>
         <w:rPr>
           <w:rFonts w:ascii="Times New Roman" w:hAnsi="Times New Roman" w:cs="Times New Roman"/>
+          <w:noProof/>
         </w:rPr>
         <w:drawing>
           <wp:inline distT="0" distB="0" distL="0" distR="0" wp14:anchorId="77988721" wp14:editId="5ECE21AC">
@@ -3934,6 +3854,7 @@
       <w:r>
         <w:rPr>
           <w:rFonts w:ascii="Times New Roman" w:hAnsi="Times New Roman" w:cs="Times New Roman"/>
+          <w:noProof/>
         </w:rPr>
         <w:drawing>
           <wp:inline distT="0" distB="0" distL="0" distR="0" wp14:anchorId="1218E288" wp14:editId="65F48D21">
@@ -3998,6 +3919,7 @@
       <w:r>
         <w:rPr>
           <w:rFonts w:ascii="Times New Roman" w:hAnsi="Times New Roman" w:cs="Times New Roman"/>
+          <w:noProof/>
         </w:rPr>
         <w:lastRenderedPageBreak/>
         <w:drawing>
@@ -4051,6 +3973,7 @@
       <w:r>
         <w:rPr>
           <w:rFonts w:ascii="Times New Roman" w:hAnsi="Times New Roman" w:cs="Times New Roman"/>
+          <w:noProof/>
         </w:rPr>
         <w:drawing>
           <wp:inline distT="0" distB="0" distL="0" distR="0" wp14:anchorId="2C325547" wp14:editId="5B5C0811">
@@ -4183,6 +4106,7 @@
       <w:r>
         <w:rPr>
           <w:rFonts w:ascii="Times New Roman" w:hAnsi="Times New Roman" w:cs="Times New Roman"/>
+          <w:noProof/>
         </w:rPr>
         <w:drawing>
           <wp:inline distT="0" distB="0" distL="0" distR="0" wp14:anchorId="2E0DD0AC" wp14:editId="395F60FE">
@@ -4223,6 +4147,7 @@
       <w:r>
         <w:rPr>
           <w:rFonts w:ascii="Times New Roman" w:hAnsi="Times New Roman" w:cs="Times New Roman"/>
+          <w:noProof/>
         </w:rPr>
         <w:lastRenderedPageBreak/>
         <w:drawing>
@@ -4264,6 +4189,7 @@
       <w:r>
         <w:rPr>
           <w:rFonts w:ascii="Times New Roman" w:hAnsi="Times New Roman" w:cs="Times New Roman"/>
+          <w:noProof/>
         </w:rPr>
         <w:drawing>
           <wp:inline distT="0" distB="0" distL="0" distR="0" wp14:anchorId="4B58DCA6" wp14:editId="77976A71">
@@ -8252,7 +8178,7 @@
   <inkml:trace contextRef="#ctx0" brushRef="#br0" timeOffset="362.51">557 360 16671 0 0,'-20'16'2696'0'0,"7"-5"-1555"0"0,-129 123 3408 0 0,135-126-4442 0 0</inkml:trace>
   <inkml:trace contextRef="#ctx0" brushRef="#br0" timeOffset="534.54">428 325 16863 0 0,'17'19'3719'0'0,"-3"2"-1853"0"0,1-2-1 0 0,24 25 1 0 0,-28-35-2501 0 0,0 1-1 0 0,1-1 1 0 0,18 10 0 0 0</inkml:trace>
   <inkml:trace contextRef="#ctx0" brushRef="#br0" timeOffset="868.1">613 176 14560 0 0,'0'0'3719'0'0,"3"-2"-2471"0"0,1 1-456 0 0,-1 0 40 0 0,3 1-24 0 0,2-2 16 0 0,0 0-504 0 0,3-1 32 0 0,0 1 8 0 0,2 2-24 0 0</inkml:trace>
-  <inkml:trace contextRef="#ctx0" brushRef="#br0" timeOffset="1107.13">896 9 16575 0 0,'0'0'10'0'0,"12"11"4592"0"0,-11-5-4258 0 0,-1 0 0 0 0,1 0 0 0 0,-1 0 0 0 0,0 1 0 0 0,-1-1 0 0 0,1 0 0 0 0,-1 0 0 0 0,-1 0 0 0 0,1 0 0 0 0,-1 0 0 0 0,-4 9 0 0 0,3-6-141 0 0,0 1-1 0 0,-2 19 1 0 0,4-27-169 0 0,1 0 0 0 0,0 1 0 0 0,-1-1 0 0 0,1 0 0 0 0,0 0 0 0 0,1 1 0 0 0,-1-1 0 0 0,0 0 0 0 0,1 0 1 0 0,-1 1-1 0 0,1-1 0 0 0,0 0 0 0 0,-1 0 0 0 0,1 0 0 0 0,0 0 0 0 0,0 0 0 0 0,1 0 0 0 0,-1 0 0 0 0,0 0 0 0 0,1-1 0 0 0,-1 1 0 0 0,3 2 0 0 0,-1-3-16 0 0,-1 1 1 0 0,1-1-1 0 0,0 0 0 0 0,0-1 0 0 0,-1 1 1 0 0,1 0-1 0 0,0-1 0 0 0,0 1 1 0 0,0-1-1 0 0,0 0 0 0 0,-1 0 0 0 0,1 0 1 0 0,0 0-1 0 0,0-1 0 0 0,0 1 1 0 0,0-1-1 0 0,3-1 0 0 0,1-1 24 0 0,1 0-364 0 0,-3 2-2859 0 0</inkml:trace>
+  <inkml:trace contextRef="#ctx0" brushRef="#br0" timeOffset="1107.12">896 9 16575 0 0,'0'0'10'0'0,"12"11"4592"0"0,-11-5-4258 0 0,-1 0 0 0 0,1 0 0 0 0,-1 0 0 0 0,0 1 0 0 0,-1-1 0 0 0,1 0 0 0 0,-1 0 0 0 0,-1 0 0 0 0,1 0 0 0 0,-1 0 0 0 0,-4 9 0 0 0,3-6-141 0 0,0 1-1 0 0,-2 19 1 0 0,4-27-169 0 0,1 0 0 0 0,0 1 0 0 0,-1-1 0 0 0,1 0 0 0 0,0 0 0 0 0,1 1 0 0 0,-1-1 0 0 0,0 0 0 0 0,1 0 1 0 0,-1 1-1 0 0,1-1 0 0 0,0 0 0 0 0,-1 0 0 0 0,1 0 0 0 0,0 0 0 0 0,0 0 0 0 0,1 0 0 0 0,-1 0 0 0 0,0 0 0 0 0,1-1 0 0 0,-1 1 0 0 0,3 2 0 0 0,-1-3-16 0 0,-1 1 1 0 0,1-1-1 0 0,0 0 0 0 0,0-1 0 0 0,-1 1 1 0 0,1 0-1 0 0,0-1 0 0 0,0 1 1 0 0,0-1-1 0 0,0 0 0 0 0,-1 0 0 0 0,1 0 1 0 0,0 0-1 0 0,0-1 0 0 0,0 1 1 0 0,0-1-1 0 0,3-1 0 0 0,1-1 24 0 0,1 0-364 0 0,-3 2-2859 0 0</inkml:trace>
   <inkml:trace contextRef="#ctx0" brushRef="#br0" timeOffset="2912.97">842 1 14272 0 0,'0'0'4838'0'0,"12"-1"-147"0"0,-3 1-4491 0 0,-7 2-795 0 0,5 1 195 0 0,-3-1-3005 0 0</inkml:trace>
 </inkml:ink>
 </file>
@@ -8467,7 +8393,7 @@
   <inkml:trace contextRef="#ctx0" brushRef="#br0" timeOffset="632.79">639 132 12032 0 0,'-20'10'4475'0'0,"10"-2"-3711"0"0,1-1-1 0 0,0 2 0 0 0,0-1 0 0 0,1 1 0 0 0,0 1 1 0 0,-8 13-1 0 0,12-18-613 0 0,1 1-1 0 0,0-1 1 0 0,0 1-1 0 0,0 0 1 0 0,1 0 0 0 0,0 0-1 0 0,0 0 1 0 0,0 1-1 0 0,1-1 1 0 0,0 0 0 0 0,0 1-1 0 0,1-1 1 0 0,0 11 0 0 0,0-15-122 0 0,1 1 1 0 0,-1-1 0 0 0,1 1-1 0 0,0-1 1 0 0,0 1 0 0 0,0-1-1 0 0,0 0 1 0 0,0 0 0 0 0,1 1-1 0 0,-1-1 1 0 0,1 0 0 0 0,-1 0 0 0 0,1 0-1 0 0,0 0 1 0 0,0 0 0 0 0,0-1-1 0 0,0 1 1 0 0,0-1 0 0 0,0 1-1 0 0,0-1 1 0 0,0 0 0 0 0,1 1-1 0 0,-1-1 1 0 0,0 0 0 0 0,1-1-1 0 0,-1 1 1 0 0,1 0 0 0 0,-1-1 0 0 0,1 1-1 0 0,0-1 1 0 0,-1 0 0 0 0,4 0-1 0 0</inkml:trace>
   <inkml:trace contextRef="#ctx0" brushRef="#br0" timeOffset="808.66">762 213 13696 0 0,'0'0'641'0'0,"-10"26"3687"0"0,-25 42-2031 0 0,20-37-1602 0 0,0-1-1 0 0,-33 46 1 0 0</inkml:trace>
   <inkml:trace contextRef="#ctx0" brushRef="#br0" timeOffset="999.82">675 286 16479 0 0,'0'0'772'0'0,"16"23"4234"0"0,-9-13-4472 0 0,1 0 0 0 0,0-1 0 0 0,1 0 0 0 0,0 0 0 0 0,0-1 0 0 0,14 9 0 0 0</inkml:trace>
-  <inkml:trace contextRef="#ctx0" brushRef="#br0" timeOffset="1173.17">921 51 17567 0 0,'6'5'611'0'0,"-1"0"0"0"0,0 1 0 0 0,0-1 0 0 0,0 1-1 0 0,0 0 1 0 0,-1 0 0 0 0,0 1 0 0 0,-1-1-1 0 0,1 1 1 0 0,-1 0 0 0 0,0 0 0 0 0,3 14-1 0 0,-4-9-313 0 0,0-1-1 0 0,-1 1 1 0 0,0 0-1 0 0,-1-1 0 0 0,0 1 1 0 0,-1 0-1 0 0,-4 19 0 0 0,0-9-232 0 0,-1 0-1 0 0,-1-1 0 0 0,-1 1 0 0 0,-1-1 1 0 0,-1-1-1 0 0,0 0 0 0 0,-26 35 0 0 0,34-52-3613 0 0</inkml:trace>
+  <inkml:trace contextRef="#ctx0" brushRef="#br0" timeOffset="1173.16">921 51 17567 0 0,'6'5'611'0'0,"-1"0"0"0"0,0 1 0 0 0,0-1 0 0 0,0 1-1 0 0,0 0 1 0 0,-1 0 0 0 0,0 1 0 0 0,-1-1-1 0 0,1 1 1 0 0,-1 0 0 0 0,0 0 0 0 0,3 14-1 0 0,-4-9-313 0 0,0-1-1 0 0,-1 1 1 0 0,0 0-1 0 0,-1-1 0 0 0,0 1 1 0 0,-1 0-1 0 0,-4 19 0 0 0,0-9-232 0 0,-1 0-1 0 0,-1-1 0 0 0,-1 1 0 0 0,-1-1 1 0 0,-1-1-1 0 0,0 0 0 0 0,-26 35 0 0 0,34-52-3613 0 0</inkml:trace>
 </inkml:ink>
 </file>
 
@@ -8570,7 +8496,7 @@
   <inkml:trace contextRef="#ctx0" brushRef="#br0">16 43 4704 0 0,'0'0'3900'0'0,"-4"-10"3316"0"0,11 4-6973 0 0,1 1 0 0 0,0 1 0 0 0,13-6 0 0 0,-19 8-143 0 0,1 1 1 0 0,-1 0-1 0 0,1 0 0 0 0,-1 1 0 0 0,1-1 1 0 0,-1 0-1 0 0,1 1 0 0 0,0 0 1 0 0,-1 0-1 0 0,1-1 0 0 0,0 1 0 0 0,-1 1 1 0 0,1-1-1 0 0,0 0 0 0 0,-1 1 1 0 0,5 1-1 0 0,-6-1-39 0 0,0-1 1 0 0,0 1 0 0 0,0 0-1 0 0,0 0 1 0 0,-1 0 0 0 0,1 0-1 0 0,0 0 1 0 0,-1 0 0 0 0,1 0-1 0 0,-1 0 1 0 0,1 0 0 0 0,-1 0-1 0 0,1 0 1 0 0,-1 0 0 0 0,0 0-1 0 0,0 1 1 0 0,1-1 0 0 0,-1 0-1 0 0,0 0 1 0 0,0 0 0 0 0,0 0-1 0 0,0 1 1 0 0,0-1 0 0 0,-1 0-1 0 0,1 0 1 0 0,0 0-1 0 0,-1 2 1 0 0,-13 37 756 0 0,11-32-557 0 0,-1 2-36 0 0,0-1 0 0 0,1 1 0 0 0,0 0 0 0 0,1 1 0 0 0,-1 12 0 0 0,2-20-163 0 0,1 0 1 0 0,0 0 0 0 0,1 0 0 0 0,-1 0-1 0 0,1 0 1 0 0,-1 0 0 0 0,1 0 0 0 0,0 0 0 0 0,0 0-1 0 0,0 0 1 0 0,0 0 0 0 0,1 0 0 0 0,-1 0-1 0 0,1-1 1 0 0,0 1 0 0 0,-1-1 0 0 0,1 1 0 0 0,0-1-1 0 0,1 0 1 0 0,-1 1 0 0 0,5 2 0 0 0,-3-2-24 0 0,-1-1 66 0 0,1 1 0 0 0,0 0 0 0 0,-1 0-1 0 0,1 0 1 0 0,-1 1 0 0 0,5 5 0 0 0,-8-8-83 0 0,1 0-1 0 0,-1 0 1 0 0,0 0-1 0 0,0 0 1 0 0,1 0-1 0 0,-1 0 1 0 0,0 0-1 0 0,0 0 0 0 0,0 0 1 0 0,0 0-1 0 0,0-1 1 0 0,0 1-1 0 0,0 0 1 0 0,0 0-1 0 0,0 0 1 0 0,-1 0-1 0 0,1 0 1 0 0,0 0-1 0 0,-1 0 0 0 0,1 0 1 0 0,0 0-1 0 0,-1-1 1 0 0,1 1-1 0 0,-1 0 1 0 0,1 0-1 0 0,-1-1 1 0 0,0 1-1 0 0,1 0 1 0 0,-1 0-1 0 0,0-1 0 0 0,0 1 1 0 0,1-1-1 0 0,-1 1 1 0 0,0-1-1 0 0,0 1 1 0 0,0-1-1 0 0,0 1 1 0 0,1-1-1 0 0,-2 0 1 0 0,-14 8 145 0 0,1-1 0 0 0,-1 0 0 0 0,-24 5 1 0 0,7-2-229 0 0,27-9 45 0 0</inkml:trace>
   <inkml:trace contextRef="#ctx0" brushRef="#br0" timeOffset="203.73">393 62 15904 0 0,'-8'23'3286'0'0,"-3"0"-2320"0"0,-1-1-1 0 0,-1-1 0 0 0,0 0 1 0 0,-33 36-1 0 0,0 2-459 0 0,41-51-652 0 0,-4 4 350 0 0,-1-2-3312 0 0</inkml:trace>
   <inkml:trace contextRef="#ctx0" brushRef="#br0" timeOffset="360.82">278 95 16991 0 0,'8'22'2856'0'0,"-1"-2"-392"0"0,5 30 0 0 0,-10-38-2174 0 0,1 0 0 0 0,0 0-1 0 0,1-1 1 0 0,0 1 0 0 0,0-1 0 0 0,1 0 0 0 0,10 16 0 0 0</inkml:trace>
-  <inkml:trace contextRef="#ctx0" brushRef="#br0" timeOffset="723.85">714 182 16192 0 0,'0'0'9'0'0,"24"-2"5685"0"0,93-13-1193 0 0,12-3-8406 0 0</inkml:trace>
+  <inkml:trace contextRef="#ctx0" brushRef="#br0" timeOffset="723.84">714 182 16192 0 0,'0'0'9'0'0,"24"-2"5685"0"0,93-13-1193 0 0,12-3-8406 0 0</inkml:trace>
   <inkml:trace contextRef="#ctx0" brushRef="#br0" timeOffset="973.16">810 81 16575 0 0,'0'0'10'0'0,"2"18"3224"0"0,-1-2-1870 0 0,0 1-1 0 0,-4 31 1 0 0,1-29-982 0 0,1 0 0 0 0,2 19 1 0 0,0-28-297 0 0,0 1 0 0 0,1 0 0 0 0,0 0 0 0 0,1-1 1 0 0,4 12-1 0 0</inkml:trace>
   <inkml:trace contextRef="#ctx0" brushRef="#br0" timeOffset="1147.45">1103 68 16991 0 0,'-4'76'4466'0'0,"2"-57"-3823"0"0,1 1 0 0 0,0-1 0 0 0,2 1 0 0 0,0 0 0 0 0,1-1 0 0 0,7 31 0 0 0</inkml:trace>
 </inkml:ink>
@@ -8642,7 +8568,7 @@
   <inkml:trace contextRef="#ctx0" brushRef="#br0" timeOffset="406.18">586 312 15808 0 0,'0'0'1186'0'0,"-11"22"4805"0"0,-26 29-3786 0 0,-104 138-770 0 0,118-163-1392 0 0,13-15-3444 0 0</inkml:trace>
   <inkml:trace contextRef="#ctx0" brushRef="#br0" timeOffset="597.79">408 369 17727 0 0,'18'18'3223'0'0,"16"30"284"0"0,0 1-1872 0 0,-27-41-2166 0 0,0 0-1 0 0,1 0 1 0 0,0-1 0 0 0,11 8-1 0 0</inkml:trace>
   <inkml:trace contextRef="#ctx0" brushRef="#br0" timeOffset="946.7">656 152 16192 0 0,'0'0'209'0'0,"22"-3"5753"0"0,37-8-2534 0 0,-20 9-6652 0 0</inkml:trace>
-  <inkml:trace contextRef="#ctx0" brushRef="#br0" timeOffset="1132.63">874 0 14368 0 0,'0'0'1089'0'0,"5"23"4416"0"0,-18 126-1667 0 0,5-83-3304 0 0,8-63-3690 0 0</inkml:trace>
+  <inkml:trace contextRef="#ctx0" brushRef="#br0" timeOffset="1132.62">874 0 14368 0 0,'0'0'1089'0'0,"5"23"4416"0"0,-18 126-1667 0 0,5-83-3304 0 0,8-63-3690 0 0</inkml:trace>
 </inkml:ink>
 </file>
 
@@ -8780,10 +8706,10 @@
   </inkml:definitions>
   <inkml:trace contextRef="#ctx0" brushRef="#br0">222 10 9248 0 0,'0'0'712'0'0,"-28"-7"4492"0"0,25 6-5066 0 0,-1 0 1 0 0,0 1-1 0 0,1 0 1 0 0,-1-1-1 0 0,0 1 1 0 0,0 0 0 0 0,1 1-1 0 0,-1-1 1 0 0,0 1-1 0 0,0 0 1 0 0,1-1 0 0 0,-1 2-1 0 0,1-1 1 0 0,-1 0-1 0 0,1 1 1 0 0,-1-1-1 0 0,1 1 1 0 0,0 0 0 0 0,0 0-1 0 0,-5 4 1 0 0,5-2-39 0 0,0 0 1 0 0,0 0-1 0 0,1 0 0 0 0,-1 0 1 0 0,1 0-1 0 0,0 1 1 0 0,0-1-1 0 0,0 0 1 0 0,1 1-1 0 0,-1 0 1 0 0,1-1-1 0 0,0 1 0 0 0,1 0 1 0 0,-1 0-1 0 0,1 8 1 0 0,1 16 541 0 0,2 0 0 0 0,0 1 1 0 0,2-1-1 0 0,11 34 0 0 0,-4-15 355 0 0,-12-36-1384 0 0,0-9-2089 0 0</inkml:trace>
   <inkml:trace contextRef="#ctx0" brushRef="#br0" timeOffset="236.47">0 231 15808 0 0,'0'0'669'0'0,"22"-5"2576"0"0,135-24 810 0 0,-155 28-7029 0 0</inkml:trace>
-  <inkml:trace contextRef="#ctx0" brushRef="#br0" timeOffset="519.43">420 72 12256 0 0,'0'0'5'0'0,"-18"16"5309"0"0,10-7-4720 0 0,1 0 0 0 0,0 1-1 0 0,1-1 1 0 0,0 1-1 0 0,1 0 1 0 0,0 1-1 0 0,0 0 1 0 0,1-1-1 0 0,-4 18 1 0 0,7-23-530 0 0,0 0 1 0 0,0 0-1 0 0,0 0 1 0 0,0 1-1 0 0,1-1 1 0 0,0 0-1 0 0,0 0 1 0 0,0 0-1 0 0,1 1 0 0 0,-1-1 1 0 0,1 0-1 0 0,1 0 1 0 0,-1 0-1 0 0,1 0 1 0 0,-1 0-1 0 0,2 0 1 0 0,-1-1-1 0 0,0 1 1 0 0,1-1-1 0 0,0 1 1 0 0,0-1-1 0 0,0 0 0 0 0,4 4 1 0 0,0-3 61 0 0</inkml:trace>
+  <inkml:trace contextRef="#ctx0" brushRef="#br0" timeOffset="519.42">420 72 12256 0 0,'0'0'5'0'0,"-18"16"5309"0"0,10-7-4720 0 0,1 0 0 0 0,0 1-1 0 0,1-1 1 0 0,0 1-1 0 0,1 0 1 0 0,0 1-1 0 0,0 0 1 0 0,1-1-1 0 0,-4 18 1 0 0,7-23-530 0 0,0 0 1 0 0,0 0-1 0 0,0 0 1 0 0,0 1-1 0 0,1-1 1 0 0,0 0-1 0 0,0 0 1 0 0,0 0-1 0 0,1 1 0 0 0,-1-1 1 0 0,1 0-1 0 0,1 0 1 0 0,-1 0-1 0 0,1 0 1 0 0,-1 0-1 0 0,2 0 1 0 0,-1-1-1 0 0,0 1 1 0 0,1-1-1 0 0,0 1 1 0 0,0-1-1 0 0,0 0 0 0 0,4 4 1 0 0,0-3 61 0 0</inkml:trace>
   <inkml:trace contextRef="#ctx0" brushRef="#br0" timeOffset="741.38">625 145 13024 0 0,'0'0'901'0'0,"-11"8"3217"0"0,-54 97-146 0 0,47-71-3582 0 0,-39 51 0 0 0</inkml:trace>
   <inkml:trace contextRef="#ctx0" brushRef="#br0" timeOffset="916.28">465 214 16192 0 0,'0'0'9'0'0,"11"20"3983"0"0,8-2-2320 0 0,-6-5-1080 0 0,0-1 1 0 0,1 0-1 0 0,1-1 1 0 0,20 12-1 0 0</inkml:trace>
-  <inkml:trace contextRef="#ctx0" brushRef="#br0" timeOffset="1137.35">741 42 16991 0 0,'22'8'2723'0'0,"-16"-3"-2410"0"0,-1 1 1 0 0,0 0-1 0 0,0 0 0 0 0,-1 0 1 0 0,1 1-1 0 0,-1-1 0 0 0,-1 1 0 0 0,1 0 1 0 0,-1 0-1 0 0,0 1 0 0 0,-1-1 1 0 0,0 0-1 0 0,0 1 0 0 0,0 0 0 0 0,-1-1 1 0 0,-1 1-1 0 0,1 0 0 0 0,-1 0 1 0 0,-1 8-1 0 0,0 1-188 0 0,0-1 1 0 0,-2 0 0 0 0,0 0-1 0 0,0 0 1 0 0,-2 0-1 0 0,0 0 1 0 0,-1-1-1 0 0,-8 17 1 0 0,7-22-82 0 0,-2 3-72 0 0,6-5-3240 0 0</inkml:trace>
+  <inkml:trace contextRef="#ctx0" brushRef="#br0" timeOffset="1137.34">741 42 16991 0 0,'22'8'2723'0'0,"-16"-3"-2410"0"0,-1 1 1 0 0,0 0-1 0 0,0 0 0 0 0,-1 0 1 0 0,1 1-1 0 0,-1-1 0 0 0,-1 1 0 0 0,1 0 1 0 0,-1 0-1 0 0,0 1 0 0 0,-1-1 1 0 0,0 0-1 0 0,0 1 0 0 0,0 0 0 0 0,-1-1 1 0 0,-1 1-1 0 0,1 0 0 0 0,-1 0 1 0 0,-1 8-1 0 0,0 1-188 0 0,0-1 1 0 0,-2 0 0 0 0,0 0-1 0 0,0 0 1 0 0,-2 0-1 0 0,0 0 1 0 0,-1-1-1 0 0,-8 17 1 0 0,7-22-82 0 0,-2 3-72 0 0,6-5-3240 0 0</inkml:trace>
   <inkml:trace contextRef="#ctx0" brushRef="#br0" timeOffset="1617.99">1033 306 14944 0 0,'0'0'5118'0'0,"22"7"-2390"0"0,3-7-1951 0 0,48-4 0 0 0,-23-1-448 0 0,46 0-223 0 0</inkml:trace>
   <inkml:trace contextRef="#ctx0" brushRef="#br0" timeOffset="1818.01">1084 378 16991 0 0,'0'0'146'0'0,"23"7"4483"0"0,-5-4-3807 0 0,0 0-1 0 0,0-1 1 0 0,23 0 0 0 0,22-3-2370 0 0,-44 0-172 0 0</inkml:trace>
 </inkml:ink>
@@ -8886,7 +8812,7 @@
   <inkml:trace contextRef="#ctx0" brushRef="#br0" timeOffset="409.22">392 0 1248 0 0,'-7'4'10929'0'0,"-3"2"-6838"0"0,1 5-3291 0 0,1 1 1 0 0,0 0 0 0 0,1 0 0 0 0,0 0 0 0 0,-7 19 0 0 0,5-6-691 0 0</inkml:trace>
   <inkml:trace contextRef="#ctx0" brushRef="#br0" timeOffset="647.19">585 116 2144 0 0,'-3'0'902'0'0,"1"1"0"0"0,-1-1 0 0 0,1 0 0 0 0,-1 1 0 0 0,0 0 0 0 0,1-1 0 0 0,0 1 0 0 0,-1 0-1 0 0,1 0 1 0 0,-1 0 0 0 0,1 1 0 0 0,0-1 0 0 0,-4 4 0 0 0,2-2-445 0 0,0 1-1 0 0,0 0 1 0 0,1 0-1 0 0,-1 0 1 0 0,1 1-1 0 0,-3 5 0 0 0,0 2-191 0 0,0 0-1 0 0,1 0 1 0 0,0 1-1 0 0,-4 21 1 0 0,8-29-139 0 0,0-1 0 0 0,0 1-1 0 0,0 0 1 0 0,1 0 0 0 0,-1 0 0 0 0,1 0 0 0 0,1 0 0 0 0,-1 0 0 0 0,1 0 0 0 0,0 0 0 0 0,0 0-1 0 0,0 0 1 0 0,0 0 0 0 0,1 0 0 0 0,0-1 0 0 0,0 1 0 0 0,0-1 0 0 0,6 8 0 0 0,-3-6-8 0 0</inkml:trace>
   <inkml:trace contextRef="#ctx0" brushRef="#br0" timeOffset="850.65">730 235 672 0 0,'16'-16'7308'0'0,"-16"15"-6909"0"0,1 0 0 0 0,0 0 0 0 0,0 1-1 0 0,0-1 1 0 0,-1 0 0 0 0,1 1 0 0 0,0-1 0 0 0,0 1 0 0 0,0-1 0 0 0,0 1 0 0 0,0 0 0 0 0,0-1 0 0 0,0 1 0 0 0,0 0 0 0 0,0 0 0 0 0,0-1 0 0 0,0 1 0 0 0,2 0 0 0 0,-3 1-279 0 0,1 0 0 0 0,-1 0 1 0 0,0-1-1 0 0,1 1 0 0 0,-1 0 1 0 0,0 0-1 0 0,0 0 0 0 0,0 0 1 0 0,0 0-1 0 0,0-1 0 0 0,0 1 1 0 0,0 0-1 0 0,0 0 0 0 0,0 0 1 0 0,0 0-1 0 0,0 0 0 0 0,0-1 1 0 0,-1 1-1 0 0,1 0 0 0 0,0 0 1 0 0,-1 1-1 0 0,-7 20 880 0 0,-62 118 2351 0 0,59-119-3036 0 0,5-11-109 0 0</inkml:trace>
-  <inkml:trace contextRef="#ctx0" brushRef="#br0" timeOffset="1025.61">683 271 5760 0 0,'0'0'2902'0'0,"6"3"2246"0"0,8 4-1736 0 0,57 42 1805 0 0,-63-44-4833 0 0</inkml:trace>
+  <inkml:trace contextRef="#ctx0" brushRef="#br0" timeOffset="1025.6">683 271 5760 0 0,'0'0'2902'0'0,"6"3"2246"0"0,8 4-1736 0 0,57 42 1805 0 0,-63-44-4833 0 0</inkml:trace>
   <inkml:trace contextRef="#ctx0" brushRef="#br0" timeOffset="1217.05">912 125 5632 0 0,'3'-1'742'0'0,"0"-1"0"0"0,0 1 0 0 0,0 0 0 0 0,0 0 0 0 0,0 0 0 0 0,0 1 0 0 0,0-1 0 0 0,0 1 0 0 0,0-1 0 0 0,0 1 0 0 0,0 0 0 0 0,0 0 0 0 0,0 1 0 0 0,4 0 0 0 0,-5-1-526 0 0,1 1 0 0 0,0 1 0 0 0,-1-1 0 0 0,1 0 0 0 0,-1 0-1 0 0,1 1 1 0 0,-1-1 0 0 0,0 1 0 0 0,0 0 0 0 0,0 0 0 0 0,0 0 0 0 0,0 0 0 0 0,0 0 0 0 0,0 0-1 0 0,-1 1 1 0 0,1-1 0 0 0,-1 0 0 0 0,0 1 0 0 0,1-1 0 0 0,-1 1 0 0 0,0 0 0 0 0,0-1 0 0 0,-1 1-1 0 0,2 4 1 0 0,-1 0 23 0 0,0 0-1 0 0,-1 0 0 0 0,0 0 0 0 0,0 0 0 0 0,0 0 0 0 0,-1 0 1 0 0,0 0-1 0 0,0 0 0 0 0,-1 0 0 0 0,0 0 0 0 0,-3 7 1 0 0,-3 6 426 0 0,-1 0 0 0 0,-19 27 0 0 0,8-14-583 0 0</inkml:trace>
 </inkml:ink>
 </file>
@@ -8955,7 +8881,7 @@
   </inkml:definitions>
   <inkml:trace contextRef="#ctx0" brushRef="#br0">12 13 12928 0 0,'0'0'2881'0'0,"5"19"2660"0"0,-3-4-4829 0 0,-2 1 0 0 0,0 0 0 0 0,-1-1 1 0 0,-5 30-1 0 0,1-8-364 0 0,3-14-514 0 0,-3 43 963 0 0,11-9-3993 0 0</inkml:trace>
   <inkml:trace contextRef="#ctx0" brushRef="#br0" timeOffset="435.57">356 1 12032 0 0,'0'0'1060'0'0,"-11"21"4258"0"0,-40 36-2335 0 0,40-47-2797 0 0,0 0 0 0 0,2 1 1 0 0,-1 0-1 0 0,1 1 0 0 0,1 0 1 0 0,0 0-1 0 0,-10 22 0 0 0,18-33-161 0 0,-1 0-1 0 0,1 0 1 0 0,-1 1-1 0 0,1-1 1 0 0,0 0-1 0 0,-1 0 1 0 0,1 1-1 0 0,0-1 1 0 0,0 0-1 0 0,0 1 1 0 0,0-1 0 0 0,0 0-1 0 0,0 1 1 0 0,0-1-1 0 0,0 0 1 0 0,1 1-1 0 0,-1-1 1 0 0,1 0-1 0 0,-1 0 1 0 0,1 1-1 0 0,-1-1 1 0 0,1 0-1 0 0,1 2 1 0 0,-1-1 12 0 0,1-1 0 0 0,0 0 0 0 0,0 1 0 0 0,0-1 0 0 0,0 0 0 0 0,0 0 0 0 0,0 0 0 0 0,0 0 0 0 0,0 0 0 0 0,0 0 0 0 0,0-1 0 0 0,4 2 1 0 0,6-1 86 0 0,0 0 1 0 0,0 0-1 0 0,0-1 1 0 0,11-1 0 0 0,158-19 403 0 0</inkml:trace>
-  <inkml:trace contextRef="#ctx0" brushRef="#br0" timeOffset="599.93">426 56 16575 0 0,'0'0'2082'0'0,"5"21"1534"0"0,-5 16-2152 0 0,-2 0 1 0 0,-7 42-1 0 0,4-44-2465 0 0,2 1-1 0 0,1 51 1 0 0</inkml:trace>
+  <inkml:trace contextRef="#ctx0" brushRef="#br0" timeOffset="599.92">426 56 16575 0 0,'0'0'2082'0'0,"5"21"1534"0"0,-5 16-2152 0 0,-2 0 1 0 0,-7 42-1 0 0,4-44-2465 0 0,2 1-1 0 0,1 51 1 0 0</inkml:trace>
 </inkml:ink>
 </file>
 
@@ -9050,16 +8976,14 @@
           <inkml:channelProperty channel="OE" name="resolution" value="1000" units="1/deg"/>
         </inkml:channelProperties>
       </inkml:inkSource>
-      <inkml:timestamp xml:id="ts0" timeString="2026-04-14T14:19:10.619"/>
+      <inkml:timestamp xml:id="ts0" timeString="2026-04-15T12:22:06.533"/>
     </inkml:context>
     <inkml:brush xml:id="br0">
-      <inkml:brushProperty name="width" value="0.035" units="cm"/>
-      <inkml:brushProperty name="height" value="0.035" units="cm"/>
-      <inkml:brushProperty name="color" value="#E71224"/>
+      <inkml:brushProperty name="width" value="0.025" units="cm"/>
+      <inkml:brushProperty name="height" value="0.025" units="cm"/>
     </inkml:brush>
   </inkml:definitions>
-  <inkml:trace contextRef="#ctx0" brushRef="#br0">1 215 4352 0 0,'0'0'9184'0'0,"20"2"-4777"0"0,7-3-2145 0 0,48-8 1 0 0,-10-4-2396 0 0,-29 6-2085 0 0</inkml:trace>
-  <inkml:trace contextRef="#ctx0" brushRef="#br0" timeOffset="429.61">594 45 3104 0 0,'0'-2'503'0'0,"0"0"1"0"0,0 0 0 0 0,0 0-1 0 0,0 0 1 0 0,0 0-1 0 0,0 0 1 0 0,-1 1 0 0 0,1-1-1 0 0,-1 0 1 0 0,1 0-1 0 0,-1 0 1 0 0,0 1 0 0 0,0-1-1 0 0,0 0 1 0 0,0 1-1 0 0,0-1 1 0 0,0 1 0 0 0,0-1-1 0 0,-3-2 1 0 0,2 3-282 0 0,1 1 0 0 0,-1-1 0 0 0,0 0 1 0 0,0 0-1 0 0,1 1 0 0 0,-1-1 0 0 0,0 1 1 0 0,0-1-1 0 0,0 1 0 0 0,0 0 0 0 0,0 0 1 0 0,0 0-1 0 0,0 0 0 0 0,1 0 0 0 0,-1 0 1 0 0,-3 1-1 0 0,-1 0-17 0 0,0 1 1 0 0,1 0 0 0 0,-1 0-1 0 0,0 0 1 0 0,1 1-1 0 0,-1 0 1 0 0,1 0 0 0 0,0 0-1 0 0,0 1 1 0 0,-9 7-1 0 0,10-6-37 0 0,-1 0-1 0 0,2 1 0 0 0,-1-1 1 0 0,0 1-1 0 0,1 0 0 0 0,0-1 0 0 0,1 2 1 0 0,-1-1-1 0 0,1 0 0 0 0,-1 7 0 0 0,2-10-104 0 0,0 0 0 0 0,1 0 0 0 0,-1 0 0 0 0,1 0 0 0 0,0 0 0 0 0,0 0 0 0 0,0 0-1 0 0,0 0 1 0 0,0 0 0 0 0,1 0 0 0 0,-1 0 0 0 0,1 0 0 0 0,0 0 0 0 0,0 0 0 0 0,0-1-1 0 0,0 1 1 0 0,1 0 0 0 0,-1-1 0 0 0,1 1 0 0 0,-1 0 0 0 0,1-1 0 0 0,0 0 0 0 0,0 1-1 0 0,3 1 1 0 0,-4-3-63 0 0,0 0 0 0 0,1 0-1 0 0,-1 0 1 0 0,0 0-1 0 0,1 0 1 0 0,-1-1 0 0 0,1 1-1 0 0,-1-1 1 0 0,1 1 0 0 0,0-1-1 0 0,-1 1 1 0 0,1-1 0 0 0,0 0-1 0 0,-1 0 1 0 0,1 0-1 0 0,0 0 1 0 0,-1 0 0 0 0,1 0-1 0 0,-1 0 1 0 0,3-1 0 0 0,-1 0 4 0 0,0 0 0 0 0,0 0 1 0 0,0-1-1 0 0,-1 1 0 0 0,1-1 1 0 0,0 0-1 0 0,-1 1 0 0 0,1-1 0 0 0,-1 0 1 0 0,3-3-1 0 0,0-1 26 0 0,0 0-1 0 0,0 0 1 0 0,-1-1-1 0 0,0 0 1 0 0,0 1-1 0 0,0-1 1 0 0,4-14-1 0 0,-3 1 46 0 0,-4 14-27 0 0,0 1 0 0 0,1-1 0 0 0,-1 0-1 0 0,1 1 1 0 0,1-1 0 0 0,5-9 0 0 0,-9 15-46 0 0,1 0 1 0 0,0 0 0 0 0,0 0 0 0 0,0 0 0 0 0,0 0 0 0 0,0 0 0 0 0,0 0 0 0 0,0 0 0 0 0,0 0-1 0 0,0 0 1 0 0,0 1 0 0 0,0-1 0 0 0,0 0 0 0 0,0 0 0 0 0,0 0 0 0 0,0 0 0 0 0,0 0-1 0 0,0 0 1 0 0,0 0 0 0 0,0 0 0 0 0,0 0 0 0 0,0 0 0 0 0,0 0 0 0 0,0 0 0 0 0,0 0-1 0 0,1 0 1 0 0,-1 1 0 0 0,0-1 0 0 0,0 0 0 0 0,0 0 0 0 0,0 0 0 0 0,0 0 0 0 0,0 0-1 0 0,0 0 1 0 0,0 0 0 0 0,0 0 0 0 0,0 0 0 0 0,0 0 0 0 0,0 0 0 0 0,0 0 0 0 0,0 0 0 0 0,0 0-1 0 0,0 0 1 0 0,1 0 0 0 0,-1 0 0 0 0,0 0 0 0 0,0 0 0 0 0,0 0 0 0 0,0 0 0 0 0,0 0-1 0 0,0 0 1 0 0,0 0 0 0 0,0 0 0 0 0,0 0 0 0 0,0 0 0 0 0,0 0 0 0 0,0 0 0 0 0,0 0-1 0 0,0 0 1 0 0,1 0 0 0 0,-1 0 0 0 0,0 0 0 0 0,0 0 0 0 0,0 0 0 0 0,0 0 0 0 0,0 0 0 0 0,0 0-1 0 0,0 0 1 0 0,0 0 0 0 0,1 10 199 0 0,-3 12-17 0 0,-8 27 391 0 0,3 0 0 0 0,1 1 0 0 0,1 52 0 0 0</inkml:trace>
+  <inkml:trace contextRef="#ctx0" brushRef="#br0">0 1 8 0 0,'0'0'0'0'0</inkml:trace>
 </inkml:ink>
 </file>
 
@@ -9083,7 +9007,7 @@
           <inkml:channelProperty channel="OE" name="resolution" value="1000" units="1/deg"/>
         </inkml:channelProperties>
       </inkml:inkSource>
-      <inkml:timestamp xml:id="ts0" timeString="2026-04-14T14:19:33.048"/>
+      <inkml:timestamp xml:id="ts0" timeString="2026-04-15T12:22:23.925"/>
     </inkml:context>
     <inkml:brush xml:id="br0">
       <inkml:brushProperty name="width" value="0.035" units="cm"/>
@@ -9091,83 +9015,54 @@
       <inkml:brushProperty name="color" value="#E71224"/>
     </inkml:brush>
   </inkml:definitions>
-  <inkml:trace contextRef="#ctx0" brushRef="#br0">1 31 14272 0 0,'1'-1'599'0'0,"0"-1"0"0"0,0 0 0 0 0,1 0 0 0 0,-1 0 0 0 0,1 1 0 0 0,-1-1 0 0 0,1 1 0 0 0,-1-1 0 0 0,3-1 0 0 0,-1 2-325 0 0,-1 0 1 0 0,0 0-1 0 0,1 0 1 0 0,0 0-1 0 0,-1 0 1 0 0,1 1-1 0 0,-1-1 1 0 0,4 0 0 0 0,2 0 707 0 0,-8 0-933 0 0,1 1 0 0 0,0-1 0 0 0,0 1-1 0 0,0 0 1 0 0,0 0 0 0 0,0-1 0 0 0,0 1-1 0 0,0 0 1 0 0,0 0 0 0 0,-1 0 0 0 0,1 0-1 0 0,0 0 1 0 0,0 0 0 0 0,0 0 0 0 0,0 0-1 0 0,0 0 1 0 0,0 0 0 0 0,0 1 0 0 0,0-1-1 0 0,0 0 1 0 0,0 1 0 0 0,0-1 0 0 0,-1 1-1 0 0,1-1 1 0 0,0 1 0 0 0,0-1 0 0 0,0 1-1 0 0,-1-1 1 0 0,1 1 0 0 0,0 0 0 0 0,-1-1-1 0 0,1 1 1 0 0,0 0 0 0 0,-1 0 0 0 0,1-1-1 0 0,-1 1 1 0 0,0 0 0 0 0,1 0 0 0 0,-1 0-1 0 0,1 0 1 0 0,-1 0 0 0 0,0 0 0 0 0,0 0-1 0 0,0 0 1 0 0,1 0 0 0 0,-1-1 0 0 0,0 1-1 0 0,0 0 1 0 0,0 0 0 0 0,-1 2 0 0 0,0 7 48 0 0,0-1 1 0 0,-1 1-1 0 0,-1 0 1 0 0,-4 11-1 0 0,1 0 457 0 0,5-20-530 0 0,1 1 0 0 0,0-1 0 0 0,-1 0 0 0 0,1 1-1 0 0,0-1 1 0 0,0 1 0 0 0,0-1 0 0 0,0 1 0 0 0,0-1 0 0 0,0 1 0 0 0,0-1-1 0 0,1 1 1 0 0,-1-1 0 0 0,0 0 0 0 0,1 1 0 0 0,-1-1 0 0 0,1 1 0 0 0,-1-1-1 0 0,1 0 1 0 0,0 0 0 0 0,0 1 0 0 0,0-1 0 0 0,1 2 0 0 0,0-2-1 0 0,0 0 0 0 0,-1 0 0 0 0,1 0 0 0 0,0 0 0 0 0,0 0-1 0 0,0-1 1 0 0,0 1 0 0 0,0-1 0 0 0,0 1 0 0 0,0-1 0 0 0,0 0 0 0 0,0 0 0 0 0,0 0 0 0 0,4 0 0 0 0,6-1 37 0 0,1-1-1 0 0,-1 0 1 0 0,1-1 0 0 0,12-5-1 0 0,-24 7-53 0 0,4 0 1 0 0,1-1-125 0 0,8-3-3317 0 0</inkml:trace>
+  <inkml:trace contextRef="#ctx0" brushRef="#br0">8126 787 4512 0 0,'-1'0'405'0'0,"1"0"0"0"0,-1 0-1 0 0,1 0 1 0 0,-1 0 0 0 0,0 0 0 0 0,1 0 0 0 0,-1 0 0 0 0,1 0 0 0 0,-1 0 0 0 0,0 0-1 0 0,1 0 1 0 0,-1 0 0 0 0,1 1 0 0 0,-1-1 0 0 0,1 0 0 0 0,-1 0 0 0 0,1 1 0 0 0,-1-1-1 0 0,1 0 1 0 0,-1 1 0 0 0,1-1 0 0 0,-1 0 0 0 0,0 2 0 0 0,6 1 4604 0 0,3-1-5217 0 0,85-1 3471 0 0,-35-2-3951 0 0,-35 0-1178 0 0</inkml:trace>
+  <inkml:trace contextRef="#ctx0" brushRef="#br0" timeOffset="256.04">8644 567 4480 0 0,'0'0'4545'0'0,"5"19"1511"0"0,3 103-1301 0 0,-8-90-4921 0 0,2-1 0 0 0,1 0 0 0 0,8 38-1 0 0</inkml:trace>
+  <inkml:trace contextRef="#ctx0" brushRef="#br0" timeOffset="-8914.03">2520 899 576 0 0,'-4'-1'15791'0'0,"34"-9"-11061"0"0,23 3-3080 0 0,-29 4-860 0 0,89-10 598 0 0,-75 10-4460 0 0</inkml:trace>
+  <inkml:trace contextRef="#ctx0" brushRef="#br0" timeOffset="-8547.06">3458 642 3648 0 0,'0'0'5328'0'0,"-1"9"1664"0"0,-2 3-4561 0 0,-5 38 33 0 0,4-35-1931 0 0,1 2-1 0 0,0-1 1 0 0,1 0 0 0 0,1 0-1 0 0,1 1 1 0 0,0-1 0 0 0,4 24 0 0 0,0-29-244 0 0,3 3-232 0 0</inkml:trace>
+  <inkml:trace contextRef="#ctx0" brushRef="#br0" timeOffset="-8265.88">3548 691 4000 0 0,'31'-17'8679'0'0,"-27"16"-7898"0"0,1-1 0 0 0,0 1 0 0 0,0 0 0 0 0,-1 0 0 0 0,9-1 0 0 0,-12 2-653 0 0,1 0 0 0 0,-1 0 0 0 0,0 0 1 0 0,1 0-1 0 0,-1 0 0 0 0,1 1 0 0 0,-1-1 1 0 0,0 0-1 0 0,1 1 0 0 0,-1-1 1 0 0,0 1-1 0 0,1-1 0 0 0,-1 1 0 0 0,0 0 1 0 0,0-1-1 0 0,1 1 0 0 0,-1 0 0 0 0,2 2 1 0 0,-2-2-28 0 0,0 1 1 0 0,-1 0 0 0 0,1-1 0 0 0,0 1 0 0 0,0 0-1 0 0,-1 0 1 0 0,1-1 0 0 0,-1 1 0 0 0,0 0-1 0 0,1 0 1 0 0,-1 0 0 0 0,0 0 0 0 0,0-1-1 0 0,0 1 1 0 0,-1 0 0 0 0,1 0 0 0 0,0 0 0 0 0,-1 2-1 0 0,-2 6 295 0 0,0-1-1 0 0,-1 0 1 0 0,-5 11-1 0 0,6-15-173 0 0,0 1-1 0 0,1 0 0 0 0,-1 0 1 0 0,1 0-1 0 0,0 0 1 0 0,1 0-1 0 0,-1 0 0 0 0,1 0 1 0 0,0 0-1 0 0,1 9 1 0 0,0-14-224 0 0,0 0 1 0 0,0 0-1 0 0,1-1 1 0 0,-1 1 0 0 0,0 0-1 0 0,1 0 1 0 0,-1-1 0 0 0,0 1-1 0 0,1 0 1 0 0,-1-1-1 0 0,1 1 1 0 0,-1 0 0 0 0,1-1-1 0 0,0 1 1 0 0,-1-1 0 0 0,1 1-1 0 0,-1-1 1 0 0,1 1 0 0 0,0-1-1 0 0,0 1 1 0 0,-1-1-1 0 0,1 0 1 0 0,0 1 0 0 0,0-1-1 0 0,-1 0 1 0 0,1 0 0 0 0,0 0-1 0 0,0 1 1 0 0,0-1-1 0 0,0 0 1 0 0,-1 0 0 0 0,1 0-1 0 0,0 0 1 0 0,0 0 0 0 0,1-1-1 0 0,5 1-62 0 0</inkml:trace>
+  <inkml:trace contextRef="#ctx0" brushRef="#br0" timeOffset="-8067.8">3943 692 2592 0 0,'19'-17'17598'0'0,"-21"30"-16523"0"0,-8 9-178 0 0,0 0 1 0 0,-1-1 0 0 0,-26 37-1 0 0,29-46-577 0 0,0 0-341 0 0,-18 27 1163 0 0,-3-3-4199 0 0</inkml:trace>
+  <inkml:trace contextRef="#ctx0" brushRef="#br0" timeOffset="-7899.27">3820 699 3360 0 0,'0'-1'436'0'0,"0"0"0"0"0,0 0 0 0 0,0 0 0 0 0,0 0-1 0 0,0 0 1 0 0,0 0 0 0 0,0 0 0 0 0,1 0 0 0 0,-1 0 0 0 0,0 0 0 0 0,1 0 0 0 0,-1 0 0 0 0,0 0 0 0 0,1 0 0 0 0,-1 0 0 0 0,1 0-1 0 0,-1 0 1 0 0,2-1 0 0 0,-1 2-199 0 0,-1 0 0 0 0,1 0 0 0 0,-1 0 0 0 0,1 0 0 0 0,-1-1-1 0 0,1 1 1 0 0,-1 0 0 0 0,1 0 0 0 0,-1 0 0 0 0,1 0 0 0 0,-1 0 0 0 0,1 0-1 0 0,-1 1 1 0 0,1-1 0 0 0,-1 0 0 0 0,1 0 0 0 0,-1 0 0 0 0,1 0 0 0 0,-1 1-1 0 0,1-1 1 0 0,-1 0 0 0 0,0 0 0 0 0,1 1 0 0 0,-1-1 0 0 0,1 1 0 0 0,3 2 289 0 0,-1 0 1 0 0,0 0 0 0 0,0 0-1 0 0,0 1 1 0 0,0-1 0 0 0,4 9-1 0 0,11 23 849 0 0,-14-25-1047 0 0,1 0 0 0 0,0 0 0 0 0,0 0 0 0 0,1-1 0 0 0,1 0 0 0 0,-1 0 0 0 0,1-1 0 0 0,1 1 0 0 0,16 13 0 0 0,-3-8-263 0 0</inkml:trace>
+  <inkml:trace contextRef="#ctx0" brushRef="#br0" timeOffset="-10138.06">1286 863 2816 0 0,'0'0'8376'0'0,"4"3"-3915"0"0,9 5-2692 0 0,17-6-594 0 0,1-2-1 0 0,0 0 1 0 0,-1-3-1 0 0,52-9 1 0 0,-26 3-143 0 0,-29 5-992 0 0</inkml:trace>
+  <inkml:trace contextRef="#ctx0" brushRef="#br0" timeOffset="-9890.08">1410 741 4032 0 0,'0'0'1385'0'0,"2"18"5566"0"0,-2 4-4988 0 0,-1 0 1 0 0,-5 24 0 0 0,3-32-1509 0 0,1 0 1 0 0,1 0-1 0 0,0 1 1 0 0,1-1 0 0 0,0 0-1 0 0,1 1 1 0 0,5 21-1 0 0,-3-26-103 0 0</inkml:trace>
+  <inkml:trace contextRef="#ctx0" brushRef="#br0" timeOffset="-9359.19">1785 766 1536 0 0,'0'0'3712'0'0,"-1"-9"6959"0"0,2 5-8653 0 0,36-17 1021 0 0,-35 20-2944 0 0,0 0 1 0 0,1 0-1 0 0,-1 0 0 0 0,0 0 1 0 0,1 0-1 0 0,-1 1 1 0 0,1-1-1 0 0,-1 1 1 0 0,1 0-1 0 0,0 0 1 0 0,-1 0-1 0 0,1 0 0 0 0,-1 0 1 0 0,5 1-1 0 0,-7 0-70 0 0,1-1 0 0 0,0 1 0 0 0,-1-1-1 0 0,1 1 1 0 0,-1 0 0 0 0,1-1 0 0 0,-1 1 0 0 0,1 0-1 0 0,-1 0 1 0 0,1 0 0 0 0,-1-1 0 0 0,0 1-1 0 0,1 0 1 0 0,-1 0 0 0 0,0 0 0 0 0,0-1 0 0 0,1 1-1 0 0,-1 0 1 0 0,0 0 0 0 0,0 0 0 0 0,0 0 0 0 0,0 0-1 0 0,0 0 1 0 0,0-1 0 0 0,-1 1 0 0 0,1 0-1 0 0,0 0 1 0 0,0 0 0 0 0,-1 0 0 0 0,1 1 0 0 0,-12 31 264 0 0,9-27-195 0 0,-1 4-70 0 0,1 0-1 0 0,0 0 1 0 0,0 0-1 0 0,1 0 0 0 0,1 1 1 0 0,-1 10-1 0 0,2-18-19 0 0,0 0 1 0 0,0 1-1 0 0,0-1 0 0 0,1 0 0 0 0,-1 0 0 0 0,1 1 0 0 0,0-1 1 0 0,0 0-1 0 0,0 0 0 0 0,0 0 0 0 0,1 0 0 0 0,-1 0 0 0 0,1 0 1 0 0,0 0-1 0 0,-1 0 0 0 0,2-1 0 0 0,-1 1 0 0 0,0-1 0 0 0,0 0 1 0 0,1 1-1 0 0,-1-1 0 0 0,1 0 0 0 0,3 2 0 0 0,-3-2-4 0 0,1 0 2 0 0,-1 0 0 0 0,1 0 0 0 0,0 0 0 0 0,-1 1 0 0 0,0 0-1 0 0,0 0 1 0 0,4 4 0 0 0,-6-7-1 0 0,-1 1-1 0 0,0 0 1 0 0,1-1 0 0 0,-1 1-1 0 0,0-1 1 0 0,0 1-1 0 0,1 0 1 0 0,-1-1 0 0 0,0 1-1 0 0,0 0 1 0 0,0-1-1 0 0,0 1 1 0 0,0 0 0 0 0,0-1-1 0 0,0 1 1 0 0,0 0-1 0 0,0-1 1 0 0,0 1 0 0 0,0 0-1 0 0,-1 0 1 0 0,0 1 0 0 0,1-1 0 0 0,-1 1 0 0 0,0-1 0 0 0,0 0 0 0 0,0 1 0 0 0,0-1 0 0 0,-1 0 0 0 0,1 0 0 0 0,0 0 0 0 0,0 0 0 0 0,-3 2 0 0 0,1-1-143 0 0,-1 1 178 0 0,0 0 0 0 0,0 0 0 0 0,0-1 0 0 0,0 0 0 0 0,0 0 0 0 0,-1 0 0 0 0,1 0 0 0 0,-7 1 0 0 0,-17 0-2822 0 0</inkml:trace>
+  <inkml:trace contextRef="#ctx0" brushRef="#br0" timeOffset="-11428.52">206 796 1824 0 0,'2'-2'9182'0'0,"-1"24"-7550"0"0,0 0-1 0 0,-2-1 0 0 0,-4 28 1 0 0,3-30-1044 0 0,0 0 0 0 0,1 0-1 0 0,1 0 1 0 0,5 34 0 0 0,-5-50-477 0 0,1 0 0 0 0,0 0-1 0 0,0 0 1 0 0,0 0 0 0 0,0 0-1 0 0,0-1 1 0 0,1 1 0 0 0,3 5-1 0 0,1-2-114 0 0</inkml:trace>
+  <inkml:trace contextRef="#ctx0" brushRef="#br0" timeOffset="-11002.63">298 823 1440 0 0,'15'-21'10640'0'0,"-11"17"-9440"0"0,36-29 3183 0 0,-38 31-4224 0 0,1 0 0 0 0,0 0 0 0 0,-1 1-1 0 0,1-1 1 0 0,0 1 0 0 0,0 0 0 0 0,0 0 0 0 0,0 0 0 0 0,0 0 0 0 0,1 1 0 0 0,-1-1 0 0 0,0 1 0 0 0,5 0-1 0 0,-7 0-115 0 0,0 0 0 0 0,0 0 1 0 0,-1 1-1 0 0,1-1 0 0 0,0 1 0 0 0,0-1 0 0 0,0 0 0 0 0,0 1 0 0 0,-1 0 0 0 0,1-1 0 0 0,0 1 0 0 0,-1-1 0 0 0,1 1 0 0 0,0 0 0 0 0,-1-1 0 0 0,1 1 0 0 0,-1 0 0 0 0,1 0 0 0 0,-1 0 0 0 0,1-1 0 0 0,-1 1 0 0 0,0 0 0 0 0,1 0 0 0 0,-1 0 0 0 0,0 0 0 0 0,0 0 0 0 0,0 0 0 0 0,1 0 0 0 0,-1 0 0 0 0,0-1 1 0 0,0 1-1 0 0,0 0 0 0 0,-1 0 0 0 0,1 1 0 0 0,-6 38 745 0 0,5-32-665 0 0,-19 66 646 0 0,15-59-709 0 0,0 0 0 0 0,1 1 0 0 0,0 0 1 0 0,2 0-1 0 0,0 0 0 0 0,0 26 0 0 0,2-42-54 0 0,0 1 0 0 0,0-1-1 0 0,0 1 1 0 0,1-1 0 0 0,-1 1-1 0 0,0-1 1 0 0,1 1 0 0 0,-1-1 0 0 0,0 1-1 0 0,1-1 1 0 0,-1 0 0 0 0,0 1-1 0 0,1-1 1 0 0,-1 0 0 0 0,1 1-1 0 0,-1-1 1 0 0,1 0 0 0 0,-1 1 0 0 0,1-1-1 0 0,-1 0 1 0 0,1 0 0 0 0,-1 1-1 0 0,1-1 1 0 0,-1 0 0 0 0,1 0-1 0 0,-1 0 1 0 0,1 0 0 0 0,-1 0 0 0 0,1 0-1 0 0,-1 0 1 0 0,1 0 0 0 0,0 0-1 0 0,-1 0 1 0 0,1 0 0 0 0,-1 0-1 0 0,1 0 1 0 0,-1-1 0 0 0,1 1 0 0 0,-1 0-1 0 0,1 0 1 0 0,-1-1 0 0 0,2 1-1 0 0,29-14 174 0 0,-24 11-91 0 0,16-7 66 0 0,-11 6-76 0 0</inkml:trace>
+  <inkml:trace contextRef="#ctx0" brushRef="#br0" timeOffset="-10833">752 771 4192 0 0,'6'0'14119'0'0,"-9"8"-13627"0"0,1 0-1 0 0,-1-1 0 0 0,0 1 1 0 0,-1-1-1 0 0,0 1 0 0 0,0-1 1 0 0,-7 8-1 0 0,-3 8 90 0 0,-58 103 1755 0 0,66-114-2232 0 0</inkml:trace>
+  <inkml:trace contextRef="#ctx0" brushRef="#br0" timeOffset="-10672">615 844 4576 0 0,'0'0'331'0'0,"1"-1"0"0"0,-1 1-1 0 0,0-1 1 0 0,0 1 0 0 0,1-1 0 0 0,-1 1 0 0 0,0-1 0 0 0,0 1-1 0 0,1-1 1 0 0,-1 1 0 0 0,1-1 0 0 0,-1 1 0 0 0,0-1 0 0 0,1 1-1 0 0,-1 0 1 0 0,1-1 0 0 0,-1 1 0 0 0,1 0 0 0 0,-1-1 0 0 0,1 1-1 0 0,-1 0 1 0 0,1 0 0 0 0,0 0 0 0 0,-1-1 0 0 0,1 1 0 0 0,-1 0-1 0 0,1 0 1 0 0,0 0 0 0 0,-1 0 0 0 0,1 0 0 0 0,1 0-28 0 0,0 1-1 0 0,-1-1 1 0 0,1 1 0 0 0,-1 0 0 0 0,1-1 0 0 0,-1 1 0 0 0,0 0 0 0 0,1 0 0 0 0,-1 0 0 0 0,0 0 0 0 0,2 1-1 0 0,28 35 588 0 0,-29-34-351 0 0,13 17 132 0 0,0 1 0 0 0,2-2 0 0 0,0 0 0 0 0,1-1 0 0 0,26 19 0 0 0,-26-24-625 0 0</inkml:trace>
+  <inkml:trace contextRef="#ctx0" brushRef="#br0" timeOffset="-7159.13">4459 782 5632 0 0,'0'0'9966'0'0,"4"0"-6595"0"0,17-1-1467 0 0,134-19 2418 0 0,-114 16-6986 0 0</inkml:trace>
+  <inkml:trace contextRef="#ctx0" brushRef="#br0" timeOffset="-6248.49">5083 558 928 0 0,'0'0'3920'0'0,"12"-15"7945"0"0,-7 9-10923 0 0,-5 7-840 0 0,0-1 0 0 0,0 0 0 0 0,0 0-1 0 0,0 0 1 0 0,0 0 0 0 0,0 0 0 0 0,0 0-1 0 0,0 1 1 0 0,0-1 0 0 0,0 0 0 0 0,0 0-1 0 0,0 0 1 0 0,0 0 0 0 0,0 0-1 0 0,0 1 1 0 0,0-1 0 0 0,0 0 0 0 0,0 0-1 0 0,0 0 1 0 0,0 0 0 0 0,0 0 0 0 0,1 0-1 0 0,-1 0 1 0 0,0 0 0 0 0,0 1 0 0 0,0-1-1 0 0,0 0 1 0 0,0 0 0 0 0,0 0-1 0 0,0 0 1 0 0,0 0 0 0 0,1 0 0 0 0,-1 0-1 0 0,0 0 1 0 0,0 0 0 0 0,0 0 0 0 0,0 0-1 0 0,0 0 1 0 0,0 0 0 0 0,1 0 0 0 0,-1 0-1 0 0,0 0 1 0 0,0 0 0 0 0,0 0-1 0 0,0 0 1 0 0,0 0 0 0 0,1 0 0 0 0,-14 24 1334 0 0,-24 31-949 0 0,36-54-464 0 0,-29 45 557 0 0,28-43-567 0 0,1 1-1 0 0,-1-1 1 0 0,0 1 0 0 0,1 0-1 0 0,0-1 1 0 0,0 1 0 0 0,0 0-1 0 0,0 0 1 0 0,0-1-1 0 0,1 1 1 0 0,0 7 0 0 0,0-9-11 0 0,1-1 0 0 0,0 1 0 0 0,0 0 0 0 0,-1-1 0 0 0,1 1 1 0 0,0 0-1 0 0,0-1 0 0 0,1 1 0 0 0,-1-1 0 0 0,0 0 1 0 0,1 1-1 0 0,-1-1 0 0 0,0 0 0 0 0,1 0 0 0 0,-1 0 0 0 0,1 0 1 0 0,0 0-1 0 0,-1 0 0 0 0,1 0 0 0 0,0 0 0 0 0,0-1 1 0 0,-1 1-1 0 0,1-1 0 0 0,0 1 0 0 0,0-1 0 0 0,0 0 0 0 0,0 0 1 0 0,0 0-1 0 0,1 0 0 0 0,10 1 13 0 0,-1-1 0 0 0,0 0 0 0 0,12-2 0 0 0,-10 0-4 0 0,21-1 37 0 0,-1-2-1 0 0,49-14 0 0 0,-72 15-7 0 0</inkml:trace>
+  <inkml:trace contextRef="#ctx0" brushRef="#br0" timeOffset="-6049.38">5248 556 4384 0 0,'0'0'8353'0'0,"0"5"-3917"0"0,0 11-3360 0 0,-15 122 1932 0 0,9-106-2451 0 0,1 0 1 0 0,3 1-1 0 0,0-1 1 0 0,2 0-1 0 0,5 44 1 0 0,-1-55-505 0 0</inkml:trace>
+  <inkml:trace contextRef="#ctx0" brushRef="#br0" timeOffset="-4801.85">1 1336 1440 0 0,'0'0'73'0'0,"0"0"0"0"0,0 0-1 0 0,0 0 1 0 0,0 0 0 0 0,0 0 0 0 0,0 0 0 0 0,0 0 0 0 0,0 0-1 0 0,0 0 1 0 0,1 0 0 0 0,-1 0 0 0 0,0 0 0 0 0,0-1-1 0 0,0 1 1 0 0,0 0 0 0 0,0 0 0 0 0,0 0 0 0 0,0 0 0 0 0,0 0-1 0 0,0 0 1 0 0,0 0 0 0 0,0 0 0 0 0,0 0 0 0 0,0 0-1 0 0,0 0 1 0 0,0-1 0 0 0,0 1 0 0 0,0 0 0 0 0,0 0 0 0 0,0 0-1 0 0,0 0 1 0 0,0 0 0 0 0,0 0 0 0 0,0 0 0 0 0,0 0 0 0 0,0 0-1 0 0,0-1 1 0 0,0 1 0 0 0,0 0 0 0 0,0 0 0 0 0,0 0-1 0 0,0 0 1 0 0,0 0 0 0 0,0 0 0 0 0,0 0 0 0 0,0 0 0 0 0,0 0-1 0 0,0 0 1 0 0,0-1 0 0 0,0 1 0 0 0,0 0 0 0 0,18-6 1655 0 0,26-6-151 0 0,32-1-227 0 0,103-6 0 0 0,90 5-403 0 0,59-2-853 0 0,481 3 1169 0 0,200 4 690 0 0,-337 5-289 0 0,81-1 272 0 0,-241 3-898 0 0,-254-8-643 0 0,-33 2-78 0 0,-109 6-144 0 0,227-10 120 0 0,-317 8-235 0 0,-47 3-2726 0 0</inkml:trace>
+  <inkml:trace contextRef="#ctx0" brushRef="#br0" timeOffset="-4047.03">1781 1475 2880 0 0,'0'0'2752'0'0,"-16"3"4136"0"0,12 2-6453 0 0,0 0 1 0 0,0 0-1 0 0,0 0 1 0 0,0 1 0 0 0,1 0-1 0 0,0 0 1 0 0,-5 12-1 0 0,-12 48 563 0 0,18-57-737 0 0,-7 23 457 0 0,-7 60-1 0 0,14-80-555 0 0,2 0 0 0 0,-1-1 0 0 0,1 1 0 0 0,1 0 0 0 0,0-1 0 0 0,1 1 0 0 0,0-1-1 0 0,8 22 1 0 0,-8-29-141 0 0,-1 0 0 0 0,2 0 0 0 0,-1 0 0 0 0,1 0 0 0 0,-1 0 0 0 0,1-1-1 0 0,0 1 1 0 0,0-1 0 0 0,0 0 0 0 0,1 0 0 0 0,-1 0 0 0 0,6 3-1 0 0,13 4-2591 0 0</inkml:trace>
+  <inkml:trace contextRef="#ctx0" brushRef="#br0" timeOffset="-3701.61">2101 1574 3328 0 0,'9'-10'11416'0'0,"-16"22"-10523"0"0,-1 0 0 0 0,0-1 1 0 0,-1 0-1 0 0,-11 12 1 0 0,11-14-559 0 0,0 1 1 0 0,1 0 0 0 0,0 1-1 0 0,1-1 1 0 0,-8 16 0 0 0,13-22-202 0 0,1 0 0 0 0,-1 0 0 0 0,1 0 0 0 0,0-1 0 0 0,0 1 1 0 0,0 0-1 0 0,0 0 0 0 0,1 0 0 0 0,0 6 0 0 0,0-8-111 0 0,0-1 0 0 0,1 0 0 0 0,-1 0 0 0 0,0 1 0 0 0,1-1-1 0 0,-1 0 1 0 0,1 0 0 0 0,0 0 0 0 0,-1 0 0 0 0,1 0 0 0 0,0 0 0 0 0,0 0 0 0 0,0 0 0 0 0,0 0-1 0 0,0 0 1 0 0,0 0 0 0 0,0 0 0 0 0,0-1 0 0 0,0 1 0 0 0,0 0 0 0 0,0-1 0 0 0,0 1 0 0 0,0-1-1 0 0,1 1 1 0 0,-1-1 0 0 0,0 0 0 0 0,0 1 0 0 0,1-1 0 0 0,-1 0 0 0 0,0 0 0 0 0,0 0 0 0 0,1 0-1 0 0,-1 0 1 0 0,2 0 0 0 0,13 0-49 0 0,1-1 0 0 0,-1 0 0 0 0,0-1 1 0 0,16-5-1 0 0,18-2-2679 0 0</inkml:trace>
+  <inkml:trace contextRef="#ctx0" brushRef="#br0" timeOffset="-3477.77">2177 1683 1728 0 0,'-5'-17'16385'0'0,"6"24"-15983"0"0,0 0 0 0 0,-1 0 1 0 0,1 0-1 0 0,-1 0 0 0 0,-1 0 0 0 0,1 0 1 0 0,-1 0-1 0 0,-3 11 0 0 0,1-3 31 0 0,2-7-461 0 0,-9 73 1700 0 0,9-34-4136 0 0</inkml:trace>
+  <inkml:trace contextRef="#ctx0" brushRef="#br0" timeOffset="-3258.5">2450 1676 5504 0 0,'0'0'1505'0'0,"-6"18"6036"0"0,-67 146-426 0 0,12-25-3835 0 0,57-132-3000 0 0,-1 0-226 0 0</inkml:trace>
+  <inkml:trace contextRef="#ctx0" brushRef="#br0" timeOffset="-3032.55">2314 1789 4544 0 0,'0'-1'435'0'0,"0"0"0"0"0,1 0 0 0 0,-1 0 1 0 0,0 0-1 0 0,0 0 0 0 0,1 0 0 0 0,-1 0 0 0 0,0 1 0 0 0,1-1 1 0 0,-1 0-1 0 0,1 0 0 0 0,-1 0 0 0 0,1 1 0 0 0,-1-1 1 0 0,1 0-1 0 0,-1 1 0 0 0,1-1 0 0 0,0 0 0 0 0,-1 1 0 0 0,1-1 1 0 0,1 0-1 0 0,-1 1-237 0 0,0 0 0 0 0,-1 0-1 0 0,1 0 1 0 0,0 0 0 0 0,-1 1 0 0 0,1-1 0 0 0,0 0 0 0 0,-1 0 0 0 0,1 0 0 0 0,-1 1-1 0 0,1-1 1 0 0,0 0 0 0 0,-1 1 0 0 0,1-1 0 0 0,-1 1 0 0 0,1-1 0 0 0,-1 1-1 0 0,1-1 1 0 0,-1 1 0 0 0,1-1 0 0 0,0 2 0 0 0,4 5 232 0 0,0 1 0 0 0,0 1 0 0 0,4 9 0 0 0,-5-10 148 0 0,2 6-209 0 0,2 0 1 0 0,0 0 0 0 0,0-1-1 0 0,2 0 1 0 0,-1 0-1 0 0,2-1 1 0 0,-1 0 0 0 0,18 14-1 0 0,-7-12-313 0 0</inkml:trace>
+  <inkml:trace contextRef="#ctx0" brushRef="#br0" timeOffset="-2817.95">2656 1865 5504 0 0,'0'0'4920'0'0,"6"-2"188"0"0,11-3-2191 0 0,8-2-856 0 0,33-6 0 0 0,35-8-3026 0 0</inkml:trace>
+  <inkml:trace contextRef="#ctx0" brushRef="#br0" timeOffset="-2634.28">2775 1738 5344 0 0,'-4'-5'12343'0'0,"5"61"-7815"0"0,1-38-3733 0 0,0 1 0 0 0,6 26-1 0 0,-5-33-426 0 0</inkml:trace>
+  <inkml:trace contextRef="#ctx0" brushRef="#br0" timeOffset="-2396.69">3003 1672 5568 0 0,'0'0'1641'0'0,"-10"16"6580"0"0,-10 79-1751 0 0,19-84-6118 0 0,0 1 1 0 0,0-1-1 0 0,1 1 1 0 0,0 0-1 0 0,1-1 1 0 0,3 15-1 0 0,-1-17-3149 0 0</inkml:trace>
+  <inkml:trace contextRef="#ctx0" brushRef="#br0" timeOffset="-2135.93">3056 1613 5792 0 0,'2'-1'530'0'0,"0"1"0"0"0,-1-1-1 0 0,1 0 1 0 0,0 1 0 0 0,0-1 0 0 0,0 1 0 0 0,0 0 0 0 0,0 0 0 0 0,0 0 0 0 0,0 0-1 0 0,0 0 1 0 0,0 0 0 0 0,0 0 0 0 0,0 0 0 0 0,0 1 0 0 0,0-1 0 0 0,0 1 0 0 0,0 0-1 0 0,3 1 1 0 0,-2 0-206 0 0,0 0-1 0 0,0 0 0 0 0,-1 1 1 0 0,1-1-1 0 0,-1 1 1 0 0,1-1-1 0 0,-1 1 0 0 0,0 0 1 0 0,0 0-1 0 0,3 4 0 0 0,-1 3-17 0 0,1 0 0 0 0,-2 0-1 0 0,1 0 1 0 0,-1 0 0 0 0,-1 1-1 0 0,3 15 1 0 0,-4-12 86 0 0,0 0 0 0 0,-1 0 0 0 0,-1 0 0 0 0,0 0 0 0 0,0 0 0 0 0,-2 0 0 0 0,-4 18 0 0 0,3-22-869 0 0,0 1 1 0 0,0-1-1 0 0,-9 14 0 0 0</inkml:trace>
+  <inkml:trace contextRef="#ctx0" brushRef="#br0" timeOffset="-1760.53">3261 1450 4544 0 0,'9'-5'3146'0'0,"18"-10"4448"0"0,-26 15-7438 0 0,0 0 1 0 0,-1-1-1 0 0,1 1 1 0 0,0 0-1 0 0,-1 0 1 0 0,1-1-1 0 0,0 1 1 0 0,0 0-1 0 0,-1 0 1 0 0,1 0-1 0 0,0 0 0 0 0,0 0 1 0 0,-1 0-1 0 0,1 0 1 0 0,0 0-1 0 0,-1 1 1 0 0,1-1-1 0 0,0 0 1 0 0,0 0-1 0 0,-1 0 1 0 0,1 1-1 0 0,0-1 1 0 0,-1 0-1 0 0,1 1 1 0 0,0-1-1 0 0,-1 1 1 0 0,1-1-1 0 0,-1 1 1 0 0,1-1-1 0 0,-1 1 0 0 0,1-1 1 0 0,0 2-1 0 0,-1-1-12 0 0,1 1-1 0 0,-1-1 1 0 0,0 1-1 0 0,1-1 0 0 0,-1 1 1 0 0,0-1-1 0 0,0 0 1 0 0,0 1-1 0 0,0-1 0 0 0,0 1 1 0 0,-1-1-1 0 0,1 1 0 0 0,0-1 1 0 0,-1 0-1 0 0,0 3 1 0 0,-12 24 995 0 0,8-16-749 0 0,1-4-67 0 0,1 0 1 0 0,0 0-1 0 0,0 1 0 0 0,1-1 0 0 0,-2 15 0 0 0,4-22-279 0 0,0 1-1 0 0,0-1 0 0 0,0 1 1 0 0,0-1-1 0 0,0 1 1 0 0,1-1-1 0 0,-1 1 0 0 0,0-1 1 0 0,1 0-1 0 0,-1 1 0 0 0,1-1 1 0 0,-1 1-1 0 0,1-1 1 0 0,0 0-1 0 0,-1 0 0 0 0,1 1 1 0 0,0-1-1 0 0,0 0 1 0 0,0 0-1 0 0,0 0 0 0 0,0 0 1 0 0,0 0-1 0 0,0 0 1 0 0,1 0-1 0 0,-1 0 0 0 0,0 0 1 0 0,0-1-1 0 0,1 1 0 0 0,-1 0 1 0 0,0-1-1 0 0,1 1 1 0 0,-1-1-1 0 0,1 0 0 0 0,-1 1 1 0 0,1-1-1 0 0,-1 0 1 0 0,1 0-1 0 0,-1 0 0 0 0,1 0 1 0 0,-1 0-1 0 0,3-1 0 0 0,6 1 2 0 0,1-1 0 0 0,-1-1-1 0 0,0 0 1 0 0,14-4 0 0 0,15-4-18 0 0,-17 6-23 0 0</inkml:trace>
+  <inkml:trace contextRef="#ctx0" brushRef="#br0" timeOffset="-1132.82">6147 1141 3904 0 0,'4'5'12072'0'0,"1"-2"-9539"0"0,16-2-1522 0 0,1-1 1 0 0,0 0-1 0 0,-1-2 0 0 0,31-5 1 0 0,-20 2-308 0 0,32-1 1 0 0,-51 6-478 0 0,-9-1-131 0 0,0 1 0 0 0,0-1 0 0 0,1 1-1 0 0,-1 0 1 0 0,0 1 0 0 0,0-1 0 0 0,1 1-1 0 0,-1 0 1 0 0,0 0 0 0 0,0 0 0 0 0,0 0-1 0 0,6 4 1 0 0,-1 3-96 0 0</inkml:trace>
+  <inkml:trace contextRef="#ctx0" brushRef="#br0" timeOffset="-927.17">6178 1303 5600 0 0,'12'0'5369'0'0,"26"0"3019"0"0,9 1-5322 0 0,93 0-6002 0 0</inkml:trace>
+  <inkml:trace contextRef="#ctx0" brushRef="#br0" timeOffset="837.78">7721 1223 2720 0 0,'44'-8'10163'0'0,"3"5"-6186"0"0,-13 2-3127 0 0,233-3 2533 0 0,6-1-2115 0 0,-89-11-891 0 0,-31 2-190 0 0,164 5-1 0 0,-159 14-230 0 0,-89-5-2873 0 0</inkml:trace>
+  <inkml:trace contextRef="#ctx0" brushRef="#br0" timeOffset="1555.52">8127 1560 3616 0 0,'0'0'4792'0'0,"14"-7"4697"0"0,-14 9-9353 0 0,1-1-1 0 0,-1 0 1 0 0,0 1 0 0 0,0-1 0 0 0,0 1-1 0 0,0-1 1 0 0,0 0 0 0 0,0 1 0 0 0,0-1-1 0 0,-1 1 1 0 0,1-1 0 0 0,0 0 0 0 0,-1 1-1 0 0,1-1 1 0 0,-1 0 0 0 0,0 1 0 0 0,-1 1-1 0 0,-15 24 752 0 0,14-22-683 0 0,-31 39 901 0 0,24-32-841 0 0,0 0-1 0 0,1 0 1 0 0,0 1 0 0 0,1 0 0 0 0,-10 25 0 0 0,17-37-251 0 0,1 0 0 0 0,-1 0 0 0 0,1 0-1 0 0,0 0 1 0 0,-1 0 0 0 0,1 1 0 0 0,0-1 0 0 0,0 0-1 0 0,0 0 1 0 0,0 0 0 0 0,0 0 0 0 0,0 1-1 0 0,0-1 1 0 0,0 0 0 0 0,1 0 0 0 0,-1 0 0 0 0,0 0-1 0 0,1 0 1 0 0,-1 0 0 0 0,1 0 0 0 0,-1 0-1 0 0,1 0 1 0 0,-1 0 0 0 0,1 0 0 0 0,1 2 0 0 0,0-2-7 0 0,0 0 1 0 0,0 1-1 0 0,0-1 0 0 0,0 0 1 0 0,0 0-1 0 0,0 0 1 0 0,0 0-1 0 0,0 0 1 0 0,1-1-1 0 0,-1 1 1 0 0,5 0-1 0 0,5 0-6 0 0,1-1 0 0 0,-1 0 0 0 0,21-2 0 0 0,49-11 17 0 0,33-2 44 0 0,-101 14-53 0 0</inkml:trace>
+  <inkml:trace contextRef="#ctx0" brushRef="#br0" timeOffset="1706.49">8239 1694 4192 0 0,'-7'-1'13535'0'0,"2"24"-12475"0"0,1 1-1 0 0,2 0 0 0 0,0 1 1 0 0,2-1-1 0 0,4 40 0 0 0,-1-48-761 0 0,2 7-240 0 0</inkml:trace>
+  <inkml:trace contextRef="#ctx0" brushRef="#br0" timeOffset="1924.45">8588 1705 5120 0 0,'0'0'7536'0'0,"-4"8"-3548"0"0,-7 10-2393 0 0,9-16-1470 0 0,-24 40 1735 0 0,-3-2-1 0 0,-55 62 1 0 0,73-91-1836 0 0</inkml:trace>
+  <inkml:trace contextRef="#ctx0" brushRef="#br0" timeOffset="2089.66">8426 1811 2176 0 0,'6'-9'14991'0'0,"-3"12"-14656"0"0,0 1 0 0 0,0 0-1 0 0,0-1 1 0 0,-1 1 0 0 0,1 0-1 0 0,-1 0 1 0 0,0 1-1 0 0,2 5 1 0 0,4 8 271 0 0,-3-9-396 0 0,0-1 0 0 0,0 0 0 0 0,1 0 0 0 0,0 0 0 0 0,0 0 0 0 0,1-1 0 0 0,0-1 0 0 0,0 1 0 0 0,1-1 0 0 0,0 0 0 0 0,10 6 0 0 0,6-1-148 0 0</inkml:trace>
+  <inkml:trace contextRef="#ctx0" brushRef="#br0" timeOffset="2344.29">8779 1848 4192 0 0,'-5'1'8233'0'0,"64"-6"-415"0"0,-14-4-6151 0 0,45-16 0 0 0,-75 20-1325 0 0</inkml:trace>
+  <inkml:trace contextRef="#ctx0" brushRef="#br0" timeOffset="2558.33">8882 1706 5664 0 0,'-12'13'10072'0'0,"10"-1"-9100"0"0,0 0 1 0 0,1 1 0 0 0,0-1 0 0 0,1 0 0 0 0,3 24 0 0 0,0-18-1388 0 0,1 0-1 0 0,7 21 1 0 0</inkml:trace>
+  <inkml:trace contextRef="#ctx0" brushRef="#br0" timeOffset="2763.18">9191 1697 5952 0 0,'-5'44'8608'0'0,"-6"1"-4997"0"0,-2 17-1688 0 0,11-47-1170 0 0,0-1 0 0 0,1 1 0 0 0,3 27 0 0 0,1-19-620 0 0</inkml:trace>
+  <inkml:trace contextRef="#ctx0" brushRef="#br0" timeOffset="3333.16">7922 1420 3136 0 0,'-2'2'870'0'0,"-1"0"0"0"0,0 1-1 0 0,1 0 1 0 0,-1 0 0 0 0,1 0 0 0 0,0 0 0 0 0,0 0 0 0 0,0 0-1 0 0,0 0 1 0 0,0 1 0 0 0,1-1 0 0 0,-2 6 0 0 0,-12 49 2201 0 0,12-45-2697 0 0,-12 61 943 0 0,-6 84 0 0 0,18-119-898 0 0,2 0 0 0 0,1-1-1 0 0,3 1 1 0 0,7 40 0 0 0,-9-69-297 0 0,1 0 1 0 0,0 0 0 0 0,1 0-1 0 0,0 0 1 0 0,0 0 0 0 0,1 0-1 0 0,0-1 1 0 0,1 0 0 0 0,0 0-1 0 0,1 0 1 0 0,0-1 0 0 0,0 1-1 0 0,0-1 1 0 0,1-1 0 0 0,12 11-1 0 0,19 10-78 0 0</inkml:trace>
+  <inkml:trace contextRef="#ctx0" brushRef="#br0" timeOffset="3839.63">9275 1554 2272 0 0,'0'0'6150'0'0,"21"-5"501"0"0,-15 5-6438 0 0,-1 0 0 0 0,0 1 1 0 0,1-1-1 0 0,-1 1 0 0 0,0 0 0 0 0,1 1 0 0 0,-1-1 1 0 0,0 1-1 0 0,0 0 0 0 0,0 0 0 0 0,0 1 0 0 0,-1-1 1 0 0,1 1-1 0 0,5 5 0 0 0,-4-3-64 0 0,-2 0 0 0 0,1 0 0 0 0,0 1 0 0 0,-1-1 0 0 0,0 1 0 0 0,0 0 0 0 0,-1 0 0 0 0,0 0 0 0 0,5 13 0 0 0,-2 0 57 0 0,-2 0 0 0 0,0 0-1 0 0,-1 1 1 0 0,-1-1-1 0 0,0 1 1 0 0,-3 38 0 0 0,-1-33 27 0 0,-1 0-1 0 0,-1-1 1 0 0,-13 48 0 0 0,12-58-152 0 0,-1 0-1 0 0,0 0 1 0 0,0-1-1 0 0,-1 0 1 0 0,-1 0-1 0 0,0-1 1 0 0,-20 23 0 0 0,12-21-123 0 0,16-14 42 0 0,-1 0 0 0 0,1 1 0 0 0,0-1-1 0 0,0 0 1 0 0,-1 0 0 0 0,1 1-1 0 0,0-1 1 0 0,-1 0 0 0 0,1 0-1 0 0,0 0 1 0 0,-1 0 0 0 0,1 1-1 0 0,-1-1 1 0 0,1 0 0 0 0,0 0-1 0 0,-1 0 1 0 0,1 0 0 0 0,0 0-1 0 0,-1 0 1 0 0,1 0 0 0 0,-1 0-1 0 0,1 0 1 0 0,0 0 0 0 0,-1 0-1 0 0,1 0 1 0 0,-1 0 0 0 0,1-1-1 0 0,0 1 1 0 0,-1 0 0 0 0,1 0-1 0 0,0 0 1 0 0,-1 0 0 0 0,1-1-1 0 0,0 1 1 0 0,-1 0 0 0 0,1 0 0 0 0,0-1-1 0 0,0 1 1 0 0,-1 0 0 0 0,1-1-1 0 0,0 1 1 0 0,0 0 0 0 0,-1-1-1 0 0,1 1 1 0 0,0 0 0 0 0,0-1-1 0 0,0 1 1 0 0,0 0 0 0 0,-1-1-1 0 0,1-4 49 0 0</inkml:trace>
+  <inkml:trace contextRef="#ctx0" brushRef="#br0" timeOffset="4188.16">9623 1428 4352 0 0,'8'-3'338'0'0,"40"-15"7858"0"0,-45 17-7771 0 0,0 0-1 0 0,0 1 1 0 0,0-1 0 0 0,-1 1-1 0 0,1 0 1 0 0,0 0 0 0 0,0 0-1 0 0,0 0 1 0 0,0 0 0 0 0,0 1-1 0 0,-1-1 1 0 0,1 1 0 0 0,0 0-1 0 0,0 0 1 0 0,3 1 0 0 0,-5-1-338 0 0,-1 0 1 0 0,1 0 0 0 0,0 0-1 0 0,0-1 1 0 0,-1 1-1 0 0,1 0 1 0 0,0 0-1 0 0,-1 0 1 0 0,1 1 0 0 0,-1-1-1 0 0,1 0 1 0 0,-1 0-1 0 0,0 0 1 0 0,1 0 0 0 0,-1 0-1 0 0,0 0 1 0 0,0 1-1 0 0,0-1 1 0 0,0 0 0 0 0,0 0-1 0 0,0 0 1 0 0,0 1-1 0 0,0-1 1 0 0,-1 0 0 0 0,1 0-1 0 0,0 0 1 0 0,-1 0-1 0 0,1 0 1 0 0,-1 0-1 0 0,0 2 1 0 0,-20 38 1305 0 0,16-33-1096 0 0,3-4-107 0 0,-1 0 1 0 0,1 0-1 0 0,0 1 0 0 0,0 0 0 0 0,0-1 1 0 0,1 1-1 0 0,0 0 0 0 0,-2 9 1 0 0,3-13-149 0 0,1 1 1 0 0,-1-1 0 0 0,0 1 0 0 0,0-1-1 0 0,1 0 1 0 0,-1 1 0 0 0,1-1 0 0 0,-1 0-1 0 0,1 1 1 0 0,0-1 0 0 0,-1 0 0 0 0,1 1-1 0 0,0-1 1 0 0,0 0 0 0 0,0 0 0 0 0,0 0-1 0 0,0 0 1 0 0,0 0 0 0 0,0 0 0 0 0,0 0 0 0 0,0 0-1 0 0,1 0 1 0 0,-1-1 0 0 0,0 1 0 0 0,1 0-1 0 0,-1-1 1 0 0,0 1 0 0 0,1-1 0 0 0,-1 0-1 0 0,0 1 1 0 0,1-1 0 0 0,-1 0 0 0 0,1 0-1 0 0,1 0 1 0 0,4 1-50 0 0,1 0 1 0 0,0-1-1 0 0,-1 0 0 0 0,1-1 1 0 0,9-1-1 0 0,-6 0-9 0 0</inkml:trace>
+  <inkml:trace contextRef="#ctx0" brushRef="#br0" timeOffset="5344.18">7017 355 2080 0 0,'0'0'416'0'0,"-5"20"2072"0"0,-3 50-568 0 0,1 122-1 0 0,20 73-932 0 0,-2-81-204 0 0,4 618 1641 0 0,-11-549-2853 0 0,0-13 1066 0 0,-6-199-326 0 0,-9 47 0 0 0,5-52-229 0 0,4-21-35 0 0</inkml:trace>
+  <inkml:trace contextRef="#ctx0" brushRef="#br0" timeOffset="6467.86">7077 271 1056 0 0,'0'0'1664'0'0,"16"-5"5000"0"0,98-13 319 0 0,32-5-5765 0 0,876-64-1053 0 0,-538 53-468 0 0,70-1-1008 0 0,-73 6 923 0 0,-467 28 376 0 0,296-37 4 0 0,-308 38 48 0 0,-1 1 0 0 0,1-1 0 0 0,0 0 0 0 0,-1 1 0 0 0,1 0 1 0 0,-1-1-1 0 0,1 1 0 0 0,0 0 0 0 0,-1 0 0 0 0,0 0 1 0 0,1 0-1 0 0,-1 0 0 0 0,1 0 0 0 0,-1 0 0 0 0,2 3 1 0 0,0-1 19 0 0,0 1 0 0 0,1-1 0 0 0,-1 1 0 0 0,-1 0 0 0 0,1 0 0 0 0,3 6 0 0 0,0 9 118 0 0,0-1-1 0 0,6 38 0 0 0,-3-13-21 0 0,52 182 516 0 0,31 143 103 0 0,-56-156-433 0 0,64 467 527 0 0,-75-162-245 0 0,-26-485-515 0 0,-1-1-1 0 0,-7 40 1 0 0,7-63-2711 0 0</inkml:trace>
+  <inkml:trace contextRef="#ctx0" brushRef="#br0" timeOffset="7512.3">7274 2723 2720 0 0,'66'6'1738'0'0,"88"-5"8241"0"0,-72-2-7234 0 0,942-39-806 0 0,-334-11-3235 0 0,-181 16-57 0 0,-219 22 986 0 0,-106 7 279 0 0,74-23 93 0 0,-256 28 18 0 0,0 0 0 0 0,-1 0 0 0 0,1 0 0 0 0,-1 0 0 0 0,1 0 0 0 0,-1 0 0 0 0,1 0 0 0 0,-1-1 0 0 0,0 1 0 0 0,0 0 0 0 0,1-1 0 0 0,-1 1-1 0 0,0-1 1 0 0,0 0 0 0 0,-1 1 0 0 0,1-1 0 0 0,0 0 0 0 0,-1 1 0 0 0,1-1 0 0 0,-1 0 0 0 0,1 0 0 0 0,-1 0 0 0 0,1-3 0 0 0,5-53 517 0 0,-6 48-508 0 0,1-12 118 0 0,-1 9-70 0 0</inkml:trace>
 </inkml:ink>
 </file>
 
 <file path=word/ink/ink36.xml><?xml version="1.0" encoding="utf-8"?>
-<inkml:ink xmlns:inkml="http://www.w3.org/2003/InkML">
-  <inkml:definitions>
-    <inkml:context xml:id="ctx0">
-      <inkml:inkSource xml:id="inkSrc0">
-        <inkml:traceFormat>
-          <inkml:channel name="X" type="integer" min="-2.14748E9" max="2.14748E9" units="cm"/>
-          <inkml:channel name="Y" type="integer" min="-2.14748E9" max="2.14748E9" units="cm"/>
-          <inkml:channel name="F" type="integer" max="32767" units="dev"/>
-          <inkml:channel name="OA" type="integer" max="360" units="deg"/>
-          <inkml:channel name="OE" type="integer" max="90" units="deg"/>
-        </inkml:traceFormat>
-        <inkml:channelProperties>
-          <inkml:channelProperty channel="X" name="resolution" value="1000" units="1/cm"/>
-          <inkml:channelProperty channel="Y" name="resolution" value="1000" units="1/cm"/>
-          <inkml:channelProperty channel="F" name="resolution" value="0" units="1/dev"/>
-          <inkml:channelProperty channel="OA" name="resolution" value="1000" units="1/deg"/>
-          <inkml:channelProperty channel="OE" name="resolution" value="1000" units="1/deg"/>
-        </inkml:channelProperties>
-      </inkml:inkSource>
-      <inkml:timestamp xml:id="ts0" timeString="2026-04-14T14:19:26.228"/>
-    </inkml:context>
-    <inkml:brush xml:id="br0">
-      <inkml:brushProperty name="width" value="0.035" units="cm"/>
-      <inkml:brushProperty name="height" value="0.035" units="cm"/>
-      <inkml:brushProperty name="color" value="#E71224"/>
-    </inkml:brush>
-  </inkml:definitions>
-  <inkml:trace contextRef="#ctx0" brushRef="#br0">35 245 10304 0 0,'-1'-5'9'0'0,"1"3"-108"0"0,-4-22 567 0 0,0 20 155 0 0,0 17 113 0 0,-4 22 543 0 0,3 1-1 0 0,-3 67 1 0 0,7-91-949 0 0,2 0 0 0 0,0 1 0 0 0,0-1 0 0 0,1 0 1 0 0,1 0-1 0 0,0 0 0 0 0,0-1 0 0 0,1 1 0 0 0,1-1 0 0 0,0 0 0 0 0,0 0 1 0 0,10 14-1 0 0,-13-23-240 0 0,0 0 0 0 0,0 1 0 0 0,0-1 1 0 0,0 0-1 0 0,1 0 0 0 0,-1-1 0 0 0,1 1 1 0 0,-1 0-1 0 0,1-1 0 0 0,0 1 0 0 0,-1-1 1 0 0,1 0-1 0 0,0 0 0 0 0,0 0 0 0 0,0-1 1 0 0,0 1-1 0 0,0-1 0 0 0,0 1 0 0 0,0-1 1 0 0,0 0-1 0 0,5 0 0 0 0,-7 0 109 0 0,31-5 230 0 0,-25 3-313 0 0</inkml:trace>
-  <inkml:trace contextRef="#ctx0" brushRef="#br0" timeOffset="573.35">329 215 10976 0 0,'0'0'140'0'0,"-8"19"3662"0"0,-17 24-969 0 0,-2 4-1164 0 0,25-43-1522 0 0,0-1 0 0 0,1 1 0 0 0,-1 0 0 0 0,1 0 1 0 0,0 0-1 0 0,0 1 0 0 0,1-1 0 0 0,-1 0 0 0 0,1 8 0 0 0,0-10-91 0 0,1-1-1 0 0,-1 0 1 0 0,1 1-1 0 0,-1-1 0 0 0,1 0 1 0 0,0 1-1 0 0,-1-1 1 0 0,1 0-1 0 0,0 0 1 0 0,0 0-1 0 0,0 0 0 0 0,0 0 1 0 0,0 0-1 0 0,0 0 1 0 0,0 0-1 0 0,0 0 0 0 0,0 0 1 0 0,1 0-1 0 0,-1-1 1 0 0,0 1-1 0 0,0 0 0 0 0,1-1 1 0 0,-1 1-1 0 0,0-1 1 0 0,1 0-1 0 0,-1 1 1 0 0,1-1-1 0 0,-1 0 0 0 0,0 0 1 0 0,1 0-1 0 0,1 0 1 0 0,-2 0 197 0 0,29-2 531 0 0,72-25-77 0 0,-87 22-657 0 0</inkml:trace>
-  <inkml:trace contextRef="#ctx0" brushRef="#br0" timeOffset="805.64">430 261 15136 0 0,'0'0'8'0'0,"0"23"5297"0"0,-1 1-3053 0 0,-6 35 1 0 0,4-45-2123 0 0,0 1 1 0 0,2 0-1 0 0,0 0 1 0 0,0 1-1 0 0,2-1 1 0 0,2 18-1 0 0</inkml:trace>
-  <inkml:trace contextRef="#ctx0" brushRef="#br0" timeOffset="1062.26">722 288 17343 0 0,'0'0'10'0'0,"-13"21"3864"0"0,-93 160 370 0 0,100-170-3842 0 0,-3 6-918 0 0,3-6-2920 0 0</inkml:trace>
-  <inkml:trace contextRef="#ctx0" brushRef="#br0" timeOffset="1251.22">609 355 16479 0 0,'-4'-7'2754'0'0,"7"10"-2429"0"0,-1-1 1 0 0,1 0 0 0 0,-1 1 0 0 0,0 0-1 0 0,0 0 1 0 0,0-1 0 0 0,0 1 0 0 0,0 0-1 0 0,-1 0 1 0 0,3 7 0 0 0,0-3 181 0 0,2 6-221 0 0,1 0 0 0 0,1-1 0 0 0,0 0 0 0 0,1 0 0 0 0,0-1 0 0 0,1 0 0 0 0,19 17 0 0 0</inkml:trace>
-  <inkml:trace contextRef="#ctx0" brushRef="#br0" timeOffset="1535.65">892 419 16575 0 0,'0'0'210'0'0,"13"-12"4920"0"0,71-6-1203 0 0,2-1-4083 0 0</inkml:trace>
-  <inkml:trace contextRef="#ctx0" brushRef="#br0" timeOffset="1729.74">990 285 16479 0 0,'0'0'172'0'0,"-4"19"5458"0"0,4-19-5606 0 0,1 45 3052 0 0,-1-30-2795 0 0,1-1 0 0 0,1 1 0 0 0,0-1 0 0 0,1 1 0 0 0,5 15 0 0 0</inkml:trace>
-  <inkml:trace contextRef="#ctx0" brushRef="#br0" timeOffset="1946.1">1138 276 18143 0 0,'0'27'4226'0'0,"-4"43"286"0"0,4-41-4016 0 0,6 46-1 0 0</inkml:trace>
-  <inkml:trace contextRef="#ctx0" brushRef="#br0" timeOffset="2219.12">1253 144 17471 0 0,'15'9'3174'0'0,"-10"-1"-2701"0"0,0 0 1 0 0,-1 1-1 0 0,0-1 1 0 0,-1 1-1 0 0,0-1 1 0 0,0 1-1 0 0,-1 0 1 0 0,0 0-1 0 0,0 0 1 0 0,-1 0-1 0 0,0 1 1 0 0,-1 10-1 0 0,0 2-186 0 0,-2 0-1 0 0,0 0 0 0 0,-11 42 1 0 0,8-45-66 0 0,-2 0 0 0 0,-15 31-1 0 0</inkml:trace>
-</inkml:ink>
-</file>
-
-<file path=word/ink/ink37.xml><?xml version="1.0" encoding="utf-8"?>
-<inkml:ink xmlns:inkml="http://www.w3.org/2003/InkML">
-  <inkml:definitions>
-    <inkml:context xml:id="ctx0">
-      <inkml:inkSource xml:id="inkSrc0">
-        <inkml:traceFormat>
-          <inkml:channel name="X" type="integer" min="-2.14748E9" max="2.14748E9" units="cm"/>
-          <inkml:channel name="Y" type="integer" min="-2.14748E9" max="2.14748E9" units="cm"/>
-          <inkml:channel name="F" type="integer" max="32767" units="dev"/>
-          <inkml:channel name="OA" type="integer" max="360" units="deg"/>
-          <inkml:channel name="OE" type="integer" max="90" units="deg"/>
-        </inkml:traceFormat>
-        <inkml:channelProperties>
-          <inkml:channelProperty channel="X" name="resolution" value="1000" units="1/cm"/>
-          <inkml:channelProperty channel="Y" name="resolution" value="1000" units="1/cm"/>
-          <inkml:channelProperty channel="F" name="resolution" value="0" units="1/dev"/>
-          <inkml:channelProperty channel="OA" name="resolution" value="1000" units="1/deg"/>
-          <inkml:channelProperty channel="OE" name="resolution" value="1000" units="1/deg"/>
-        </inkml:channelProperties>
-      </inkml:inkSource>
-      <inkml:timestamp xml:id="ts0" timeString="2026-04-14T14:19:11.664"/>
-    </inkml:context>
-    <inkml:brush xml:id="br0">
-      <inkml:brushProperty name="width" value="0.035" units="cm"/>
-      <inkml:brushProperty name="height" value="0.035" units="cm"/>
-      <inkml:brushProperty name="color" value="#E71224"/>
-    </inkml:brush>
-  </inkml:definitions>
-  <inkml:trace contextRef="#ctx0" brushRef="#br0">251 94 10208 0 0,'-195'25'308'0'0,"156"-19"1132"0"0,72-9 4983 0 0,18-6-4429 0 0,-6 0-701 0 0,795-75 2914 0 0,-792 83-3662 0 0,0-3 0 0 0,47-10 0 0 0,-83 14-230 0 0,-8 0-3847 0 0</inkml:trace>
-</inkml:ink>
-</file>
-
-<file path=word/ink/ink38.xml><?xml version="1.0" encoding="utf-8"?>
 <inkml:ink xmlns:inkml="http://www.w3.org/2003/InkML">
   <inkml:definitions>
     <inkml:context xml:id="ctx0">
@@ -9200,7 +9095,7 @@
 </inkml:ink>
 </file>
 
-<file path=word/ink/ink39.xml><?xml version="1.0" encoding="utf-8"?>
+<file path=word/ink/ink37.xml><?xml version="1.0" encoding="utf-8"?>
 <inkml:ink xmlns:inkml="http://www.w3.org/2003/InkML">
   <inkml:definitions>
     <inkml:context xml:id="ctx0">
@@ -9234,7 +9129,91 @@
   <inkml:trace contextRef="#ctx0" brushRef="#br0" timeOffset="577.53">684 219 4288 0 0,'-7'4'1542'0'0,"1"-1"-1"0"0,-1 1 1 0 0,1 0 0 0 0,0 1-1 0 0,-9 8 1 0 0,8-5-821 0 0,0-1-1 0 0,0 1 1 0 0,1 0 0 0 0,-7 11-1 0 0,10-13-554 0 0,0-1 1 0 0,0 1-1 0 0,0-1 1 0 0,1 1-1 0 0,0 0 0 0 0,0 0 1 0 0,0 0-1 0 0,1 0 0 0 0,0 0 1 0 0,0 0-1 0 0,0 0 0 0 0,1 0 1 0 0,0 0-1 0 0,0 1 0 0 0,1-1 1 0 0,0 0-1 0 0,2 9 0 0 0,-3-13-63 0 0,1 1 0 0 0,0-1 0 0 0,0 1 0 0 0,1-1 0 0 0,-1 0 0 0 0,0 0 0 0 0,1 0-1 0 0,-1 0 1 0 0,1 0 0 0 0,0 0 0 0 0,-1 0 0 0 0,4 2 0 0 0,-2-2-266 0 0,0 0 0 0 0,0-1 1 0 0,0 0-1 0 0,1 0 0 0 0,-1 1 1 0 0,0-2-1 0 0,0 1 0 0 0,1 0 1 0 0,-1-1-1 0 0,0 0 0 0 0,1 1 1 0 0,3-1-1 0 0</inkml:trace>
   <inkml:trace contextRef="#ctx0" brushRef="#br0" timeOffset="740.97">873 263 4416 0 0,'0'0'7256'0'0,"-12"17"-2359"0"0,-87 147-33 0 0,44-70-2695 0 0,48-84-2108 0 0</inkml:trace>
   <inkml:trace contextRef="#ctx0" brushRef="#br0" timeOffset="920.28">733 402 960 0 0,'-3'-19'5037'0'0,"4"-11"6749"0"0,-1 30-11724 0 0,0 0 0 0 0,1 0-1 0 0,-1 0 1 0 0,0 0 0 0 0,1-1-1 0 0,-1 1 1 0 0,0 0 0 0 0,0 0-1 0 0,1 0 1 0 0,-1 0 0 0 0,0 0-1 0 0,1 0 1 0 0,-1 0 0 0 0,0 0-1 0 0,1 0 1 0 0,-1 0 0 0 0,0 0-1 0 0,1 0 1 0 0,-1 0 0 0 0,0 0-1 0 0,1 0 1 0 0,-1 0 0 0 0,0 1-1 0 0,1-1 1 0 0,-1 0 0 0 0,0 0-1 0 0,0 0 1 0 0,1 0 0 0 0,-1 1-1 0 0,0-1 1 0 0,0 0 0 0 0,1 0-1 0 0,-1 0 1 0 0,0 1 0 0 0,0-1-1 0 0,1 0 1 0 0,-1 1-1 0 0,0-1 1 0 0,0 0 0 0 0,0 1-1 0 0,13 10 967 0 0,3 4-152 0 0,0 0 0 0 0,21 14 0 0 0,3-2-3394 0 0</inkml:trace>
-  <inkml:trace contextRef="#ctx0" brushRef="#br0" timeOffset="1103.67">946 187 4672 0 0,'1'-2'360'0'0,"-1"0"0"0"0,1-1 1 0 0,0 1-1 0 0,0 0 0 0 0,1 0 0 0 0,-1 0 1 0 0,0-1-1 0 0,1 1 0 0 0,-1 1 0 0 0,1-1 0 0 0,-1 0 1 0 0,1 0-1 0 0,0 1 0 0 0,0-1 0 0 0,0 1 1 0 0,0-1-1 0 0,0 1 0 0 0,0 0 0 0 0,0 0 1 0 0,1 0-1 0 0,-1 0 0 0 0,0 0 0 0 0,1 0 1 0 0,-1 1-1 0 0,0-1 0 0 0,1 1 0 0 0,-1 0 0 0 0,1-1 1 0 0,-1 1-1 0 0,1 0 0 0 0,-1 0 0 0 0,1 1 1 0 0,2 0-1 0 0,0 0-146 0 0,-1 0-1 0 0,1 0 1 0 0,-1 1-1 0 0,0-1 1 0 0,1 1 0 0 0,-1 0-1 0 0,0 0 1 0 0,0 1-1 0 0,0-1 1 0 0,-1 1 0 0 0,1 0-1 0 0,-1 0 1 0 0,1 0 0 0 0,-1 1-1 0 0,0-1 1 0 0,5 7-1 0 0,-4-2 25 0 0,0 0-1 0 0,-1 1 1 0 0,0-1-1 0 0,0 1 1 0 0,-1 0-1 0 0,0 0 1 0 0,-1 0-1 0 0,1 0 0 0 0,-2 0 1 0 0,1 0-1 0 0,-1 0 1 0 0,-1 0-1 0 0,0 0 1 0 0,0 0-1 0 0,0 0 1 0 0,-1-1-1 0 0,-6 16 1 0 0,1-3 27 0 0,-1 0 1 0 0,-13 21-1 0 0,-21 30-2824 0 0</inkml:trace>
+  <inkml:trace contextRef="#ctx0" brushRef="#br0" timeOffset="1103.66">946 187 4672 0 0,'1'-2'360'0'0,"-1"0"0"0"0,1-1 1 0 0,0 1-1 0 0,0 0 0 0 0,1 0 0 0 0,-1 0 1 0 0,0-1-1 0 0,1 1 0 0 0,-1 1 0 0 0,1-1 0 0 0,-1 0 1 0 0,1 0-1 0 0,0 1 0 0 0,0-1 0 0 0,0 1 1 0 0,0-1-1 0 0,0 1 0 0 0,0 0 0 0 0,0 0 1 0 0,1 0-1 0 0,-1 0 0 0 0,0 0 0 0 0,1 0 1 0 0,-1 1-1 0 0,0-1 0 0 0,1 1 0 0 0,-1 0 0 0 0,1-1 1 0 0,-1 1-1 0 0,1 0 0 0 0,-1 0 0 0 0,1 1 1 0 0,2 0-1 0 0,0 0-146 0 0,-1 0-1 0 0,1 0 1 0 0,-1 1-1 0 0,0-1 1 0 0,1 1 0 0 0,-1 0-1 0 0,0 0 1 0 0,0 1-1 0 0,0-1 1 0 0,-1 1 0 0 0,1 0-1 0 0,-1 0 1 0 0,1 0 0 0 0,-1 1-1 0 0,0-1 1 0 0,5 7-1 0 0,-4-2 25 0 0,0 0-1 0 0,-1 1 1 0 0,0-1-1 0 0,0 1 1 0 0,-1 0-1 0 0,0 0 1 0 0,-1 0-1 0 0,1 0 0 0 0,-2 0 1 0 0,1 0-1 0 0,-1 0 1 0 0,-1 0-1 0 0,0 0 1 0 0,0 0-1 0 0,0 0 1 0 0,-1-1-1 0 0,-6 16 1 0 0,1-3 27 0 0,-1 0 1 0 0,-13 21-1 0 0,-21 30-2824 0 0</inkml:trace>
+</inkml:ink>
+</file>
+
+<file path=word/ink/ink38.xml><?xml version="1.0" encoding="utf-8"?>
+<inkml:ink xmlns:inkml="http://www.w3.org/2003/InkML">
+  <inkml:definitions>
+    <inkml:context xml:id="ctx0">
+      <inkml:inkSource xml:id="inkSrc0">
+        <inkml:traceFormat>
+          <inkml:channel name="X" type="integer" min="-2.14748E9" max="2.14748E9" units="cm"/>
+          <inkml:channel name="Y" type="integer" min="-2.14748E9" max="2.14748E9" units="cm"/>
+          <inkml:channel name="F" type="integer" max="32767" units="dev"/>
+          <inkml:channel name="OA" type="integer" max="360" units="deg"/>
+          <inkml:channel name="OE" type="integer" max="90" units="deg"/>
+        </inkml:traceFormat>
+        <inkml:channelProperties>
+          <inkml:channelProperty channel="X" name="resolution" value="1000" units="1/cm"/>
+          <inkml:channelProperty channel="Y" name="resolution" value="1000" units="1/cm"/>
+          <inkml:channelProperty channel="F" name="resolution" value="0" units="1/dev"/>
+          <inkml:channelProperty channel="OA" name="resolution" value="1000" units="1/deg"/>
+          <inkml:channelProperty channel="OE" name="resolution" value="1000" units="1/deg"/>
+        </inkml:channelProperties>
+      </inkml:inkSource>
+      <inkml:timestamp xml:id="ts0" timeString="2026-04-14T14:20:23.356"/>
+    </inkml:context>
+    <inkml:brush xml:id="br0">
+      <inkml:brushProperty name="width" value="0.035" units="cm"/>
+      <inkml:brushProperty name="height" value="0.035" units="cm"/>
+      <inkml:brushProperty name="color" value="#E71224"/>
+    </inkml:brush>
+  </inkml:definitions>
+  <inkml:trace contextRef="#ctx0" brushRef="#br0">0 356 16671 0 0,'0'0'10'0'0,"22"-3"3342"0"0,145-22 281 0 0,-53 6-6973 0 0</inkml:trace>
+  <inkml:trace contextRef="#ctx0" brushRef="#br0" timeOffset="690.88">278 132 10400 0 0,'0'0'156'0'0,"-15"-21"4818"0"0,13 20-4828 0 0,1 1 1 0 0,-1-1-1 0 0,1 0 0 0 0,0 0 0 0 0,-1 1 1 0 0,1-1-1 0 0,-1 1 0 0 0,0-1 0 0 0,1 1 0 0 0,-1 0 1 0 0,1 0-1 0 0,-1 0 0 0 0,0 0 0 0 0,1 0 1 0 0,-1 0-1 0 0,1 0 0 0 0,-1 0 0 0 0,0 0 1 0 0,1 1-1 0 0,-4 0 0 0 0,2 1-10 0 0,1-1 0 0 0,-1 1 0 0 0,0 0 1 0 0,0 0-1 0 0,0 0 0 0 0,1 0 0 0 0,-1 0 0 0 0,1 1 0 0 0,-4 4 0 0 0,1 0 21 0 0,0 1-1 0 0,0 0 0 0 0,0 0 1 0 0,1 1-1 0 0,0 0 0 0 0,-3 12 1 0 0,1 4 271 0 0,2 0 1 0 0,0 0-1 0 0,2 1 1 0 0,1-1-1 0 0,1 1 1 0 0,1-1-1 0 0,1 1 0 0 0,2-1 1 0 0,0 1-1 0 0,14 43 1 0 0,-16-65-3548 0 0</inkml:trace>
+  <inkml:trace contextRef="#ctx0" brushRef="#br0" timeOffset="1108.95">475 0 13696 0 0,'0'0'2140'0'0,"-11"20"2198"0"0,-27 46-1659 0 0,30-53-2606 0 0,0-1 1 0 0,1 2-1 0 0,0-1 0 0 0,1 1 0 0 0,1 0 1 0 0,-7 22-1 0 0,12-33-3000 0 0</inkml:trace>
+  <inkml:trace contextRef="#ctx0" brushRef="#br0" timeOffset="1424.86">682 153 13888 0 0,'-20'14'3702'0'0,"9"-2"-2712"0"0,0 1 0 0 0,1 1 1 0 0,1-1-1 0 0,-14 26 0 0 0,20-32-821 0 0,-1 1-1 0 0,1 0 1 0 0,0 0 0 0 0,1 0 0 0 0,-1 0-1 0 0,2 0 1 0 0,-1 0 0 0 0,1 1 0 0 0,1-1-1 0 0,-1 1 1 0 0,2 9 0 0 0,-1-16-114 0 0,0 0 1 0 0,1 1-1 0 0,0-1 0 0 0,-1 0 1 0 0,1 0-1 0 0,0 1 1 0 0,0-1-1 0 0,0 0 0 0 0,0 0 1 0 0,0 0-1 0 0,1 0 0 0 0,-1 0 1 0 0,0-1-1 0 0,1 1 1 0 0,0 0-1 0 0,3 2 0 0 0,17 9-2991 0 0</inkml:trace>
+  <inkml:trace contextRef="#ctx0" brushRef="#br0" timeOffset="1652.04">937 210 16000 0 0,'0'0'2885'0'0,"-8"25"305"0"0,-6 3-2337 0 0,-1-1-1 0 0,-31 43 0 0 0,20-32-395 0 0,14-21-330 0 0,-1 3-29 0 0,0 0 0 0 0,-10 24 0 0 0</inkml:trace>
+  <inkml:trace contextRef="#ctx0" brushRef="#br0" timeOffset="1851.52">786 302 17343 0 0,'0'0'1858'0'0,"20"18"2947"0"0,-5-6-4371 0 0,2-1 0 0 0,-1-1 1 0 0,1 0-1 0 0,1-1 0 0 0,0-1 1 0 0,23 8-1 0 0</inkml:trace>
+  <inkml:trace contextRef="#ctx0" brushRef="#br0" timeOffset="2055.85">1075 57 17663 0 0,'4'0'354'0'0,"-1"0"0"0"0,1 0-1 0 0,0 1 1 0 0,0 0 0 0 0,-1-1-1 0 0,1 1 1 0 0,0 1 0 0 0,-1-1-1 0 0,1 0 1 0 0,-1 1 0 0 0,1 0-1 0 0,-1 0 1 0 0,0 0 0 0 0,0 0-1 0 0,5 5 1 0 0,-3-3-110 0 0,-1 1 0 0 0,0 0 0 0 0,-1 0-1 0 0,1 0 1 0 0,-1 1 0 0 0,0-1 0 0 0,0 1 0 0 0,4 11-1 0 0,-3-2-61 0 0,-1-1-1 0 0,0 1 0 0 0,0 0 0 0 0,-2 0 0 0 0,0 0 0 0 0,0 0 1 0 0,-3 21-1 0 0,-1-17 21 0 0,-1 0 0 0 0,0 0 0 0 0,-2-1 0 0 0,0 1 0 0 0,-1-1 0 0 0,-1-1 0 0 0,-17 31 0 0 0,8-22-43 0 0,-1-1 0 0 0,0 0 0 0 0,-2-2 0 0 0,-24 23-1 0 0</inkml:trace>
+</inkml:ink>
+</file>
+
+<file path=word/ink/ink39.xml><?xml version="1.0" encoding="utf-8"?>
+<inkml:ink xmlns:inkml="http://www.w3.org/2003/InkML">
+  <inkml:definitions>
+    <inkml:context xml:id="ctx0">
+      <inkml:inkSource xml:id="inkSrc0">
+        <inkml:traceFormat>
+          <inkml:channel name="X" type="integer" min="-2.14748E9" max="2.14748E9" units="cm"/>
+          <inkml:channel name="Y" type="integer" min="-2.14748E9" max="2.14748E9" units="cm"/>
+          <inkml:channel name="F" type="integer" max="32767" units="dev"/>
+          <inkml:channel name="OA" type="integer" max="360" units="deg"/>
+          <inkml:channel name="OE" type="integer" max="90" units="deg"/>
+        </inkml:traceFormat>
+        <inkml:channelProperties>
+          <inkml:channelProperty channel="X" name="resolution" value="1000" units="1/cm"/>
+          <inkml:channelProperty channel="Y" name="resolution" value="1000" units="1/cm"/>
+          <inkml:channelProperty channel="F" name="resolution" value="0" units="1/dev"/>
+          <inkml:channelProperty channel="OA" name="resolution" value="1000" units="1/deg"/>
+          <inkml:channelProperty channel="OE" name="resolution" value="1000" units="1/deg"/>
+        </inkml:channelProperties>
+      </inkml:inkSource>
+      <inkml:timestamp xml:id="ts0" timeString="2026-04-14T14:20:07.710"/>
+    </inkml:context>
+    <inkml:brush xml:id="br0">
+      <inkml:brushProperty name="width" value="0.035" units="cm"/>
+      <inkml:brushProperty name="height" value="0.035" units="cm"/>
+      <inkml:brushProperty name="color" value="#E71224"/>
+    </inkml:brush>
+  </inkml:definitions>
+  <inkml:trace contextRef="#ctx0" brushRef="#br0">10 57 14944 0 0,'-10'1'3562'0'0,"12"-2"-3252"0"0,0 1-1 0 0,-1-1 0 0 0,1 0 1 0 0,0 1-1 0 0,0 0 1 0 0,-1-1-1 0 0,1 1 1 0 0,0 0-1 0 0,0 0 1 0 0,0 0-1 0 0,-1 0 1 0 0,1 0-1 0 0,0 1 0 0 0,0-1 1 0 0,2 1-1 0 0,-3 0-217 0 0,0-1 0 0 0,-1 1 0 0 0,1-1 0 0 0,0 1 0 0 0,-1-1 0 0 0,1 1 0 0 0,-1 0 0 0 0,1-1 0 0 0,-1 1 0 0 0,1 0 0 0 0,-1 0 0 0 0,1-1 0 0 0,-1 1 0 0 0,0 0 0 0 0,1 0 0 0 0,-1-1 0 0 0,0 1 0 0 0,0 0 0 0 0,0 0 0 0 0,0 0 0 0 0,1 0 0 0 0,-1 1 0 0 0,-1 6-48 0 0,0 1-1 0 0,-1-1 1 0 0,1 0 0 0 0,-2 0 0 0 0,-3 11 0 0 0,-1 5 371 0 0,6-22-398 0 0,1-1 0 0 0,-1 0-1 0 0,1 0 1 0 0,0 1 0 0 0,-1-1 0 0 0,1 0-1 0 0,0 1 1 0 0,0-1 0 0 0,0 0 0 0 0,0 1-1 0 0,0-1 1 0 0,0 0 0 0 0,1 0 0 0 0,-1 1-1 0 0,0-1 1 0 0,1 0 0 0 0,-1 0 0 0 0,1 1-1 0 0,-1-1 1 0 0,1 0 0 0 0,-1 0 0 0 0,1 0-1 0 0,0 0 1 0 0,0 0 0 0 0,0 0 0 0 0,-1 0-1 0 0,1 0 1 0 0,0 0 0 0 0,0 0 0 0 0,2 1-1 0 0,0-1 15 0 0,0 0 0 0 0,-1-1 0 0 0,1 1-1 0 0,0-1 1 0 0,0 0 0 0 0,0 0-1 0 0,0 0 1 0 0,-1 0 0 0 0,1 0 0 0 0,0-1-1 0 0,0 1 1 0 0,0-1 0 0 0,3-1-1 0 0,127-36 690 0 0</inkml:trace>
+  <inkml:trace contextRef="#ctx0" brushRef="#br0" timeOffset="1145.25">1550 534 18239 0 0,'4'-3'6'0'0,"0"0"-336"0"0,12-5 2060 0 0,-13 13 10 0 0,-6 11-276 0 0,1-8-1079 0 0,1 1 0 0 0,-1-1 0 0 0,2 1 1 0 0,-1-1-1 0 0,1 1 0 0 0,1 0 0 0 0,-1-1 1 0 0,1 1-1 0 0,1-1 0 0 0,0 0 0 0 0,3 12 0 0 0,-3-16-387 0 0,0 1 0 0 0,0-1 0 0 0,0 0-1 0 0,1 1 1 0 0,-1-1 0 0 0,1 0-1 0 0,0-1 1 0 0,0 1 0 0 0,6 5-1 0 0,-6-7-217 0 0,-1 0-1 0 0,1 0 0 0 0,0 0 0 0 0,0 0 1 0 0,0 0-1 0 0,0-1 0 0 0,1 0 0 0 0,-1 0 0 0 0,0 0 1 0 0,1 0-1 0 0,-1 0 0 0 0,0 0 0 0 0,1-1 0 0 0,5 0 1 0 0</inkml:trace>
+  <inkml:trace contextRef="#ctx0" brushRef="#br0" timeOffset="2040.73">1567 471 5376 0 0,'3'1'9'0'0,"21"7"4454"0"0,-38-13-1451 0 0,12 5-2695 0 0,1-1-1 0 0,-1 0 1 0 0,0 0 0 0 0,1 0 0 0 0,-1 0 0 0 0,1 0 0 0 0,-1 0 0 0 0,1 0 0 0 0,0 0 0 0 0,-1 0 0 0 0,1-1 0 0 0,0 1 0 0 0,0-1 0 0 0,0 1 0 0 0,0-1 0 0 0,0 1-1 0 0,0-1 1 0 0,0 0 0 0 0,0-2 0 0 0,0 1-108 0 0,0-1-1 0 0,0 0 0 0 0,1 0 0 0 0,0 1 1 0 0,0-1-1 0 0,0 0 0 0 0,0 0 0 0 0,0 1 1 0 0,2-5-1 0 0,0-3-57 0 0,1 0 1 0 0,1 0-1 0 0,0 1 1 0 0,0-1-1 0 0,9-14 1 0 0,-7 15 18 0 0,1-1 0 0 0,0 1 0 0 0,0 1 1 0 0,1-1-1 0 0,1 1 0 0 0,-1 1 0 0 0,1 0 0 0 0,1 0 0 0 0,0 0 1 0 0,0 1-1 0 0,0 1 0 0 0,1 0 0 0 0,0 0 0 0 0,0 1 0 0 0,22-7 1 0 0,-30 12 35 0 0,2 0-3346 0 0</inkml:trace>
+  <inkml:trace contextRef="#ctx0" brushRef="#br0" timeOffset="5023.75">2055 462 19871 0 0,'0'-4'8'0'0,"0"2"-324"0"0,2-13 1583 0 0,-3 13 185 0 0,-1 11 48 0 0,-5 16 9 0 0,-3 18-178 0 0,10-15-5894 0 0</inkml:trace>
+  <inkml:trace contextRef="#ctx0" brushRef="#br0" timeOffset="5995.36">2256 343 2688 0 0,'0'0'224'0'0,"-7"-13"7269"0"0,10 9-7181 0 0,1 0-1 0 0,-1 0 1 0 0,1 0 0 0 0,0 1-1 0 0,0-1 1 0 0,0 1-1 0 0,0 0 1 0 0,0 0 0 0 0,1 0-1 0 0,0 1 1 0 0,-1-1 0 0 0,1 1-1 0 0,0 0 1 0 0,0 1 0 0 0,0-1-1 0 0,0 1 1 0 0,0 0 0 0 0,7-1-1 0 0,-11 3-259 0 0,-1-1 1 0 0,1 0-1 0 0,0 0 0 0 0,-1 1 0 0 0,1-1 1 0 0,0 0-1 0 0,-1 1 0 0 0,1-1 0 0 0,-1 1 0 0 0,1-1 1 0 0,-1 1-1 0 0,1-1 0 0 0,-1 1 0 0 0,1-1 1 0 0,-1 1-1 0 0,0-1 0 0 0,1 1 0 0 0,-1 0 0 0 0,0-1 1 0 0,1 1-1 0 0,-1-1 0 0 0,0 1 0 0 0,0 0 1 0 0,1-1-1 0 0,-1 1 0 0 0,0 0 0 0 0,0-1 0 0 0,0 1 1 0 0,0 0-1 0 0,0 0 0 0 0,0-1 0 0 0,0 1 1 0 0,0 0-1 0 0,0-1 0 0 0,-1 1 0 0 0,1 1 0 0 0,-7 33 871 0 0,5-25-589 0 0,0-3-164 0 0,1 0-1 0 0,0 0 0 0 0,1 0 1 0 0,0 0-1 0 0,0 0 0 0 0,0 0 1 0 0,1 0-1 0 0,2 10 0 0 0,-1-13-62 0 0,-1 1-1 0 0,1-1 1 0 0,0 0-1 0 0,0 0 1 0 0,0 0-1 0 0,1 0 1 0 0,-1-1-1 0 0,1 1 1 0 0,0-1-1 0 0,0 1 1 0 0,0-1-1 0 0,0 0 1 0 0,1 0-1 0 0,4 3 1 0 0,-5-5-4 0 0,0 1 1 0 0,-1 0-1 0 0,1 0 1 0 0,-1 0 0 0 0,1 0-1 0 0,-1 1 1 0 0,0-1-1 0 0,0 1 1 0 0,0-1 0 0 0,2 4-1 0 0,-4-5-60 0 0,0 0-1 0 0,0 0 1 0 0,1 0-1 0 0,-1 0 1 0 0,0 0-1 0 0,0 1 1 0 0,-1-1-1 0 0,1 0 1 0 0,0 0-1 0 0,0 0 1 0 0,0 0-1 0 0,-1 0 1 0 0,1 0-1 0 0,-1 0 1 0 0,1 0-1 0 0,-1 0 1 0 0,1 0-1 0 0,-1 0 1 0 0,1 0-1 0 0,-1 0 1 0 0,0 0-1 0 0,1 0 1 0 0,-1-1-1 0 0,0 1 1 0 0,0 0 0 0 0,0-1-1 0 0,0 1 1 0 0,0 0-1 0 0,0-1 1 0 0,0 1-1 0 0,-1 0 1 0 0,-8 6 130 0 0,-1 0 1 0 0,1-1-1 0 0,-1 0 0 0 0,0-1 1 0 0,-1 0-1 0 0,1 0 1 0 0,-1-1-1 0 0,-23 4 1 0 0,31-8-3501 0 0</inkml:trace>
+  <inkml:trace contextRef="#ctx0" brushRef="#br0" timeOffset="6360.67">2852 333 15904 0 0,'-3'-3'3726'0'0,"2"6"-3322"0"0,1-1-1 0 0,-1 0 1 0 0,1 0-1 0 0,-1 0 1 0 0,0 0 0 0 0,0 0-1 0 0,0 0 1 0 0,0 0-1 0 0,0-1 1 0 0,-2 3 0 0 0,-29 29 1811 0 0,14-16-1521 0 0,-16 21-131 0 0,10-10-513 0 0,0-2 0 0 0,-1-1 0 0 0,-2-1 0 0 0,-45 32 0 0 0</inkml:trace>
+  <inkml:trace contextRef="#ctx0" brushRef="#br0" timeOffset="6549.81">2684 380 18239 0 0,'18'14'3762'0'0,"9"28"-487"0"0,15 17-659 0 0,-33-48-3375 0 0,0-1-1 0 0,2 0 0 0 0,21 16 1 0 0</inkml:trace>
+  <inkml:trace contextRef="#ctx0" brushRef="#br0" timeOffset="7192.27">2058 272 18431 0 0,'1'-2'7'0'0,"-3"40"7070"0"0,-12 74-5903 0 0,13-99-1958 0 0,-1 1 0 0 0,1 21 0 0 0,1-28-815 0 0</inkml:trace>
+  <inkml:trace contextRef="#ctx0" brushRef="#br0" timeOffset="8679.1">3007 46 11264 0 0,'0'6'-342'0'0,"2"18"10007"0"0,-2-2-8217 0 0,-1 0 0 0 0,-3 23 0 0 0,-1 3-848 0 0,6-40-514 0 0</inkml:trace>
+  <inkml:trace contextRef="#ctx0" brushRef="#br0" timeOffset="9059.25">3197 11 15520 0 0,'0'0'8'0'0,"26"-11"4950"0"0,-25 11-4856 0 0,0 1-1 0 0,0-1 1 0 0,0 0 0 0 0,0 0-1 0 0,0 1 1 0 0,0-1 0 0 0,-1 1-1 0 0,1-1 1 0 0,0 1 0 0 0,0-1-1 0 0,0 1 1 0 0,-1-1 0 0 0,1 1-1 0 0,0 0 1 0 0,-1-1 0 0 0,1 1-1 0 0,-1 0 1 0 0,1 0 0 0 0,-1-1-1 0 0,1 1 1 0 0,-1 0 0 0 0,1 0 0 0 0,-1 0-1 0 0,0 0 1 0 0,1-1 0 0 0,-1 1-1 0 0,0 0 1 0 0,0 0 0 0 0,0 0-1 0 0,0 0 1 0 0,0 0 0 0 0,0 0-1 0 0,0 0 1 0 0,0 0 0 0 0,0 0-1 0 0,0 0 1 0 0,0-1 0 0 0,-1 1-1 0 0,1 0 1 0 0,0 0 0 0 0,-1 1-1 0 0,-1 6 205 0 0,-1 0 1 0 0,0 0-1 0 0,-6 10 0 0 0,6-13-66 0 0,0 2-89 0 0,0-1 49 0 0,0 1 0 0 0,0-1-1 0 0,0 1 1 0 0,1 0 0 0 0,-2 8-1 0 0,4-14-167 0 0,0 0-1 0 0,0 0 0 0 0,0 0 1 0 0,0 1-1 0 0,0-1 1 0 0,0 0-1 0 0,0 0 1 0 0,0 0-1 0 0,0 0 0 0 0,0 0 1 0 0,1 0-1 0 0,-1 1 1 0 0,1-1-1 0 0,-1 0 1 0 0,0 0-1 0 0,1 0 0 0 0,0 0 1 0 0,-1 0-1 0 0,1 0 1 0 0,0 0-1 0 0,-1-1 0 0 0,1 1 1 0 0,0 0-1 0 0,0 0 1 0 0,0 0-1 0 0,0-1 1 0 0,-1 1-1 0 0,1-1 0 0 0,0 1 1 0 0,0 0-1 0 0,0-1 1 0 0,1 0-1 0 0,-1 1 1 0 0,0-1-1 0 0,0 0 0 0 0,0 1 1 0 0,0-1-1 0 0,0 0 1 0 0,2 0-1 0 0,8 1 138 0 0,1 0-1 0 0,-1-2 0 0 0,20-1 1 0 0,-7 0-102 0 0</inkml:trace>
+  <inkml:trace contextRef="#ctx0" brushRef="#br0" timeOffset="9612.76">3632 500 16671 0 0,'-2'1'10'0'0,"-3"-1"-363"0"0,-4 2 2173 0 0,18 1 934 0 0,13-1-341 0 0,41-2 0 0 0,64-14-2129 0 0,-109 11-114 0 0</inkml:trace>
+  <inkml:trace contextRef="#ctx0" brushRef="#br0" timeOffset="9866.04">3763 371 17663 0 0,'0'0'4210'0'0,"-8"23"318"0"0,7-20-4452 0 0,-20 90 1518 0 0,20-84-1578 0 0,0 0 1 0 0,0-1-1 0 0,1 1 1 0 0,0 0-1 0 0,0 0 1 0 0,1 0-1 0 0,1 0 1 0 0,2 12-1 0 0</inkml:trace>
+  <inkml:trace contextRef="#ctx0" brushRef="#br0" timeOffset="10205.83">4069 387 16863 0 0,'0'0'172'0'0,"-3"24"4039"0"0,-9 20-1302 0 0,-8 30-1206 0 0,19-68-1618 0 0,0 1 0 0 0,0-1 0 0 0,1 1 1 0 0,0 0-1 0 0,0 0 0 0 0,1-1 0 0 0,-1 1 0 0 0,4 12 1 0 0,-3-17-120 0 0,0 1 44 0 0,2 3-3213 0 0</inkml:trace>
+  <inkml:trace contextRef="#ctx0" brushRef="#br0" timeOffset="10361.34">4166 299 10016 0 0,'0'0'8'0'0,"1"-4"0"0"0,0 1 1160 0 0,1-1 16 0 0,1 0 40 0 0,0-1-40 0 0</inkml:trace>
+  <inkml:trace contextRef="#ctx0" brushRef="#br0" timeOffset="10515">4239 215 15520 0 0,'26'3'3015'0'0,"-21"-1"-2717"0"0,0-1 0 0 0,-1 1-1 0 0,1-1 1 0 0,0 1-1 0 0,-1 1 1 0 0,1-1 0 0 0,-1 0-1 0 0,0 1 1 0 0,0 0 0 0 0,0 0-1 0 0,0 0 1 0 0,-1 1-1 0 0,1-1 1 0 0,5 8 0 0 0,-5-4-30 0 0,0 0 0 0 0,0 0 1 0 0,0 0-1 0 0,-1 0 1 0 0,0 1-1 0 0,0 0 0 0 0,-1 0 1 0 0,2 11-1 0 0,-2-1 52 0 0,0-1 0 0 0,-1 1 0 0 0,-1 0 0 0 0,-1 0 0 0 0,-1 0 0 0 0,0 0 0 0 0,-7 28 0 0 0,5-33-86 0 0,0 0 0 0 0,-1 0 0 0 0,-1 0 1 0 0,0 0-1 0 0,0-1 0 0 0,-1 0 0 0 0,-1-1 0 0 0,-17 22 0 0 0,14-21-260 0 0,-1-1-1 0 0,-24 18 1 0 0,14-14-1703 0 0,-33 17 0 0 0</inkml:trace>
 </inkml:ink>
 </file>
 
@@ -9299,90 +9278,6 @@
           <inkml:channelProperty channel="OE" name="resolution" value="1000" units="1/deg"/>
         </inkml:channelProperties>
       </inkml:inkSource>
-      <inkml:timestamp xml:id="ts0" timeString="2026-04-14T14:20:23.356"/>
-    </inkml:context>
-    <inkml:brush xml:id="br0">
-      <inkml:brushProperty name="width" value="0.035" units="cm"/>
-      <inkml:brushProperty name="height" value="0.035" units="cm"/>
-      <inkml:brushProperty name="color" value="#E71224"/>
-    </inkml:brush>
-  </inkml:definitions>
-  <inkml:trace contextRef="#ctx0" brushRef="#br0">0 356 16671 0 0,'0'0'10'0'0,"22"-3"3342"0"0,145-22 281 0 0,-53 6-6973 0 0</inkml:trace>
-  <inkml:trace contextRef="#ctx0" brushRef="#br0" timeOffset="690.88">278 132 10400 0 0,'0'0'156'0'0,"-15"-21"4818"0"0,13 20-4828 0 0,1 1 1 0 0,-1-1-1 0 0,1 0 0 0 0,0 0 0 0 0,-1 1 1 0 0,1-1-1 0 0,-1 1 0 0 0,0-1 0 0 0,1 1 0 0 0,-1 0 1 0 0,1 0-1 0 0,-1 0 0 0 0,0 0 0 0 0,1 0 1 0 0,-1 0-1 0 0,1 0 0 0 0,-1 0 0 0 0,0 0 1 0 0,1 1-1 0 0,-4 0 0 0 0,2 1-10 0 0,1-1 0 0 0,-1 1 0 0 0,0 0 1 0 0,0 0-1 0 0,0 0 0 0 0,1 0 0 0 0,-1 0 0 0 0,1 1 0 0 0,-4 4 0 0 0,1 0 21 0 0,0 1-1 0 0,0 0 0 0 0,0 0 1 0 0,1 1-1 0 0,0 0 0 0 0,-3 12 1 0 0,1 4 271 0 0,2 0 1 0 0,0 0-1 0 0,2 1 1 0 0,1-1-1 0 0,1 1 1 0 0,1-1-1 0 0,1 1 0 0 0,2-1 1 0 0,0 1-1 0 0,14 43 1 0 0,-16-65-3548 0 0</inkml:trace>
-  <inkml:trace contextRef="#ctx0" brushRef="#br0" timeOffset="1108.95">475 0 13696 0 0,'0'0'2140'0'0,"-11"20"2198"0"0,-27 46-1659 0 0,30-53-2606 0 0,0-1 1 0 0,1 2-1 0 0,0-1 0 0 0,1 1 0 0 0,1 0 1 0 0,-7 22-1 0 0,12-33-3000 0 0</inkml:trace>
-  <inkml:trace contextRef="#ctx0" brushRef="#br0" timeOffset="1424.86">682 153 13888 0 0,'-20'14'3702'0'0,"9"-2"-2712"0"0,0 1 0 0 0,1 1 1 0 0,1-1-1 0 0,-14 26 0 0 0,20-32-821 0 0,-1 1-1 0 0,1 0 1 0 0,0 0 0 0 0,1 0 0 0 0,-1 0-1 0 0,2 0 1 0 0,-1 0 0 0 0,1 1 0 0 0,1-1-1 0 0,-1 1 1 0 0,2 9 0 0 0,-1-16-114 0 0,0 0 1 0 0,1 1-1 0 0,0-1 0 0 0,-1 0 1 0 0,1 0-1 0 0,0 1 1 0 0,0-1-1 0 0,0 0 0 0 0,0 0 1 0 0,0 0-1 0 0,1 0 0 0 0,-1 0 1 0 0,0-1-1 0 0,1 1 1 0 0,0 0-1 0 0,3 2 0 0 0,17 9-2991 0 0</inkml:trace>
-  <inkml:trace contextRef="#ctx0" brushRef="#br0" timeOffset="1652.04">937 210 16000 0 0,'0'0'2885'0'0,"-8"25"305"0"0,-6 3-2337 0 0,-1-1-1 0 0,-31 43 0 0 0,20-32-395 0 0,14-21-330 0 0,-1 3-29 0 0,0 0 0 0 0,-10 24 0 0 0</inkml:trace>
-  <inkml:trace contextRef="#ctx0" brushRef="#br0" timeOffset="1851.52">786 302 17343 0 0,'0'0'1858'0'0,"20"18"2947"0"0,-5-6-4371 0 0,2-1 0 0 0,-1-1 1 0 0,1 0-1 0 0,1-1 0 0 0,0-1 1 0 0,23 8-1 0 0</inkml:trace>
-  <inkml:trace contextRef="#ctx0" brushRef="#br0" timeOffset="2055.85">1075 57 17663 0 0,'4'0'354'0'0,"-1"0"0"0"0,1 0-1 0 0,0 1 1 0 0,0 0 0 0 0,-1-1-1 0 0,1 1 1 0 0,0 1 0 0 0,-1-1-1 0 0,1 0 1 0 0,-1 1 0 0 0,1 0-1 0 0,-1 0 1 0 0,0 0 0 0 0,0 0-1 0 0,5 5 1 0 0,-3-3-110 0 0,-1 1 0 0 0,0 0 0 0 0,-1 0-1 0 0,1 0 1 0 0,-1 1 0 0 0,0-1 0 0 0,0 1 0 0 0,4 11-1 0 0,-3-2-61 0 0,-1-1-1 0 0,0 1 0 0 0,0 0 0 0 0,-2 0 0 0 0,0 0 0 0 0,0 0 1 0 0,-3 21-1 0 0,-1-17 21 0 0,-1 0 0 0 0,0 0 0 0 0,-2-1 0 0 0,0 1 0 0 0,-1-1 0 0 0,-1-1 0 0 0,-17 31 0 0 0,8-22-43 0 0,-1-1 0 0 0,0 0 0 0 0,-2-2 0 0 0,-24 23-1 0 0</inkml:trace>
-</inkml:ink>
-</file>
-
-<file path=word/ink/ink41.xml><?xml version="1.0" encoding="utf-8"?>
-<inkml:ink xmlns:inkml="http://www.w3.org/2003/InkML">
-  <inkml:definitions>
-    <inkml:context xml:id="ctx0">
-      <inkml:inkSource xml:id="inkSrc0">
-        <inkml:traceFormat>
-          <inkml:channel name="X" type="integer" min="-2.14748E9" max="2.14748E9" units="cm"/>
-          <inkml:channel name="Y" type="integer" min="-2.14748E9" max="2.14748E9" units="cm"/>
-          <inkml:channel name="F" type="integer" max="32767" units="dev"/>
-          <inkml:channel name="OA" type="integer" max="360" units="deg"/>
-          <inkml:channel name="OE" type="integer" max="90" units="deg"/>
-        </inkml:traceFormat>
-        <inkml:channelProperties>
-          <inkml:channelProperty channel="X" name="resolution" value="1000" units="1/cm"/>
-          <inkml:channelProperty channel="Y" name="resolution" value="1000" units="1/cm"/>
-          <inkml:channelProperty channel="F" name="resolution" value="0" units="1/dev"/>
-          <inkml:channelProperty channel="OA" name="resolution" value="1000" units="1/deg"/>
-          <inkml:channelProperty channel="OE" name="resolution" value="1000" units="1/deg"/>
-        </inkml:channelProperties>
-      </inkml:inkSource>
-      <inkml:timestamp xml:id="ts0" timeString="2026-04-14T14:20:07.710"/>
-    </inkml:context>
-    <inkml:brush xml:id="br0">
-      <inkml:brushProperty name="width" value="0.035" units="cm"/>
-      <inkml:brushProperty name="height" value="0.035" units="cm"/>
-      <inkml:brushProperty name="color" value="#E71224"/>
-    </inkml:brush>
-  </inkml:definitions>
-  <inkml:trace contextRef="#ctx0" brushRef="#br0">10 57 14944 0 0,'-10'1'3562'0'0,"12"-2"-3252"0"0,0 1-1 0 0,-1-1 0 0 0,1 0 1 0 0,0 1-1 0 0,0 0 1 0 0,-1-1-1 0 0,1 1 1 0 0,0 0-1 0 0,0 0 1 0 0,0 0-1 0 0,-1 0 1 0 0,1 0-1 0 0,0 1 0 0 0,0-1 1 0 0,2 1-1 0 0,-3 0-217 0 0,0-1 0 0 0,-1 1 0 0 0,1-1 0 0 0,0 1 0 0 0,-1-1 0 0 0,1 1 0 0 0,-1 0 0 0 0,1-1 0 0 0,-1 1 0 0 0,1 0 0 0 0,-1 0 0 0 0,1-1 0 0 0,-1 1 0 0 0,0 0 0 0 0,1 0 0 0 0,-1-1 0 0 0,0 1 0 0 0,0 0 0 0 0,0 0 0 0 0,0 0 0 0 0,1 0 0 0 0,-1 1 0 0 0,-1 6-48 0 0,0 1-1 0 0,-1-1 1 0 0,1 0 0 0 0,-2 0 0 0 0,-3 11 0 0 0,-1 5 371 0 0,6-22-398 0 0,1-1 0 0 0,-1 0-1 0 0,1 0 1 0 0,0 1 0 0 0,-1-1 0 0 0,1 0-1 0 0,0 1 1 0 0,0-1 0 0 0,0 0 0 0 0,0 1-1 0 0,0-1 1 0 0,0 0 0 0 0,1 0 0 0 0,-1 1-1 0 0,0-1 1 0 0,1 0 0 0 0,-1 0 0 0 0,1 1-1 0 0,-1-1 1 0 0,1 0 0 0 0,-1 0 0 0 0,1 0-1 0 0,0 0 1 0 0,0 0 0 0 0,0 0 0 0 0,-1 0-1 0 0,1 0 1 0 0,0 0 0 0 0,0 0 0 0 0,2 1-1 0 0,0-1 15 0 0,0 0 0 0 0,-1-1 0 0 0,1 1-1 0 0,0-1 1 0 0,0 0 0 0 0,0 0-1 0 0,0 0 1 0 0,-1 0 0 0 0,1 0 0 0 0,0-1-1 0 0,0 1 1 0 0,0-1 0 0 0,3-1-1 0 0,127-36 690 0 0</inkml:trace>
-  <inkml:trace contextRef="#ctx0" brushRef="#br0" timeOffset="1145.25">1550 534 18239 0 0,'4'-3'6'0'0,"0"0"-336"0"0,12-5 2060 0 0,-13 13 10 0 0,-6 11-276 0 0,1-8-1079 0 0,1 1 0 0 0,-1-1 0 0 0,2 1 1 0 0,-1-1-1 0 0,1 1 0 0 0,1 0 0 0 0,-1-1 1 0 0,1 1-1 0 0,1-1 0 0 0,0 0 0 0 0,3 12 0 0 0,-3-16-387 0 0,0 1 0 0 0,0-1 0 0 0,0 0-1 0 0,1 1 1 0 0,-1-1 0 0 0,1 0-1 0 0,0-1 1 0 0,0 1 0 0 0,6 5-1 0 0,-6-7-217 0 0,-1 0-1 0 0,1 0 0 0 0,0 0 0 0 0,0 0 1 0 0,0 0-1 0 0,0-1 0 0 0,1 0 0 0 0,-1 0 0 0 0,0 0 1 0 0,1 0-1 0 0,-1 0 0 0 0,0 0 0 0 0,1-1 0 0 0,5 0 1 0 0</inkml:trace>
-  <inkml:trace contextRef="#ctx0" brushRef="#br0" timeOffset="2040.73">1567 471 5376 0 0,'3'1'9'0'0,"21"7"4454"0"0,-38-13-1451 0 0,12 5-2695 0 0,1-1-1 0 0,-1 0 1 0 0,0 0 0 0 0,1 0 0 0 0,-1 0 0 0 0,1 0 0 0 0,-1 0 0 0 0,1 0 0 0 0,0 0 0 0 0,-1 0 0 0 0,1-1 0 0 0,0 1 0 0 0,0-1 0 0 0,0 1 0 0 0,0-1 0 0 0,0 1-1 0 0,0-1 1 0 0,0 0 0 0 0,0-2 0 0 0,0 1-108 0 0,0-1-1 0 0,0 0 0 0 0,1 0 0 0 0,0 1 1 0 0,0-1-1 0 0,0 0 0 0 0,0 0 0 0 0,0 1 1 0 0,2-5-1 0 0,0-3-57 0 0,1 0 1 0 0,1 0-1 0 0,0 1 1 0 0,0-1-1 0 0,9-14 1 0 0,-7 15 18 0 0,1-1 0 0 0,0 1 0 0 0,0 1 1 0 0,1-1-1 0 0,1 1 0 0 0,-1 1 0 0 0,1 0 0 0 0,1 0 0 0 0,0 0 1 0 0,0 1-1 0 0,0 1 0 0 0,1 0 0 0 0,0 0 0 0 0,0 1 0 0 0,22-7 1 0 0,-30 12 35 0 0,2 0-3346 0 0</inkml:trace>
-  <inkml:trace contextRef="#ctx0" brushRef="#br0" timeOffset="5023.75">2055 462 19871 0 0,'0'-4'8'0'0,"0"2"-324"0"0,2-13 1583 0 0,-3 13 185 0 0,-1 11 48 0 0,-5 16 9 0 0,-3 18-178 0 0,10-15-5894 0 0</inkml:trace>
-  <inkml:trace contextRef="#ctx0" brushRef="#br0" timeOffset="5995.36">2256 343 2688 0 0,'0'0'224'0'0,"-7"-13"7269"0"0,10 9-7181 0 0,1 0-1 0 0,-1 0 1 0 0,1 0 0 0 0,0 1-1 0 0,0-1 1 0 0,0 1-1 0 0,0 0 1 0 0,0 0 0 0 0,1 0-1 0 0,0 1 1 0 0,-1-1 0 0 0,1 1-1 0 0,0 0 1 0 0,0 1 0 0 0,0-1-1 0 0,0 1 1 0 0,0 0 0 0 0,7-1-1 0 0,-11 3-259 0 0,-1-1 1 0 0,1 0-1 0 0,0 0 0 0 0,-1 1 0 0 0,1-1 1 0 0,0 0-1 0 0,-1 1 0 0 0,1-1 0 0 0,-1 1 0 0 0,1-1 1 0 0,-1 1-1 0 0,1-1 0 0 0,-1 1 0 0 0,1-1 1 0 0,-1 1-1 0 0,0-1 0 0 0,1 1 0 0 0,-1 0 0 0 0,0-1 1 0 0,1 1-1 0 0,-1-1 0 0 0,0 1 0 0 0,0 0 1 0 0,1-1-1 0 0,-1 1 0 0 0,0 0 0 0 0,0-1 0 0 0,0 1 1 0 0,0 0-1 0 0,0 0 0 0 0,0-1 0 0 0,0 1 1 0 0,0 0-1 0 0,0-1 0 0 0,-1 1 0 0 0,1 1 0 0 0,-7 33 871 0 0,5-25-589 0 0,0-3-164 0 0,1 0-1 0 0,0 0 0 0 0,1 0 1 0 0,0 0-1 0 0,0 0 0 0 0,0 0 1 0 0,1 0-1 0 0,2 10 0 0 0,-1-13-62 0 0,-1 1-1 0 0,1-1 1 0 0,0 0-1 0 0,0 0 1 0 0,0 0-1 0 0,1 0 1 0 0,-1-1-1 0 0,1 1 1 0 0,0-1-1 0 0,0 1 1 0 0,0-1-1 0 0,0 0 1 0 0,1 0-1 0 0,4 3 1 0 0,-5-5-4 0 0,0 1 1 0 0,-1 0-1 0 0,1 0 1 0 0,-1 0 0 0 0,1 0-1 0 0,-1 1 1 0 0,0-1-1 0 0,0 1 1 0 0,0-1 0 0 0,2 4-1 0 0,-4-5-60 0 0,0 0-1 0 0,0 0 1 0 0,1 0-1 0 0,-1 0 1 0 0,0 0-1 0 0,0 1 1 0 0,-1-1-1 0 0,1 0 1 0 0,0 0-1 0 0,0 0 1 0 0,0 0-1 0 0,-1 0 1 0 0,1 0-1 0 0,-1 0 1 0 0,1 0-1 0 0,-1 0 1 0 0,1 0-1 0 0,-1 0 1 0 0,1 0-1 0 0,-1 0 1 0 0,0 0-1 0 0,1 0 1 0 0,-1-1-1 0 0,0 1 1 0 0,0 0 0 0 0,0-1-1 0 0,0 1 1 0 0,0 0-1 0 0,0-1 1 0 0,0 1-1 0 0,-1 0 1 0 0,-8 6 130 0 0,-1 0 1 0 0,1-1-1 0 0,-1 0 0 0 0,0-1 1 0 0,-1 0-1 0 0,1 0 1 0 0,-1-1-1 0 0,-23 4 1 0 0,31-8-3501 0 0</inkml:trace>
-  <inkml:trace contextRef="#ctx0" brushRef="#br0" timeOffset="6360.67">2852 333 15904 0 0,'-3'-3'3726'0'0,"2"6"-3322"0"0,1-1-1 0 0,-1 0 1 0 0,1 0-1 0 0,-1 0 1 0 0,0 0 0 0 0,0 0-1 0 0,0 0 1 0 0,0 0-1 0 0,0-1 1 0 0,-2 3 0 0 0,-29 29 1811 0 0,14-16-1521 0 0,-16 21-131 0 0,10-10-513 0 0,0-2 0 0 0,-1-1 0 0 0,-2-1 0 0 0,-45 32 0 0 0</inkml:trace>
-  <inkml:trace contextRef="#ctx0" brushRef="#br0" timeOffset="6549.81">2684 380 18239 0 0,'18'14'3762'0'0,"9"28"-487"0"0,15 17-659 0 0,-33-48-3375 0 0,0-1-1 0 0,2 0 0 0 0,21 16 1 0 0</inkml:trace>
-  <inkml:trace contextRef="#ctx0" brushRef="#br0" timeOffset="7192.27">2058 272 18431 0 0,'1'-2'7'0'0,"-3"40"7070"0"0,-12 74-5903 0 0,13-99-1958 0 0,-1 1 0 0 0,1 21 0 0 0,1-28-815 0 0</inkml:trace>
-  <inkml:trace contextRef="#ctx0" brushRef="#br0" timeOffset="8679.1">3007 46 11264 0 0,'0'6'-342'0'0,"2"18"10007"0"0,-2-2-8217 0 0,-1 0 0 0 0,-3 23 0 0 0,-1 3-848 0 0,6-40-514 0 0</inkml:trace>
-  <inkml:trace contextRef="#ctx0" brushRef="#br0" timeOffset="9059.25">3197 11 15520 0 0,'0'0'8'0'0,"26"-11"4950"0"0,-25 11-4856 0 0,0 1-1 0 0,0-1 1 0 0,0 0 0 0 0,0 0-1 0 0,0 1 1 0 0,0-1 0 0 0,-1 1-1 0 0,1-1 1 0 0,0 1 0 0 0,0-1-1 0 0,0 1 1 0 0,-1-1 0 0 0,1 1-1 0 0,0 0 1 0 0,-1-1 0 0 0,1 1-1 0 0,-1 0 1 0 0,1 0 0 0 0,-1-1-1 0 0,1 1 1 0 0,-1 0 0 0 0,1 0 0 0 0,-1 0-1 0 0,0 0 1 0 0,1-1 0 0 0,-1 1-1 0 0,0 0 1 0 0,0 0 0 0 0,0 0-1 0 0,0 0 1 0 0,0 0 0 0 0,0 0-1 0 0,0 0 1 0 0,0 0 0 0 0,0 0-1 0 0,0 0 1 0 0,0-1 0 0 0,-1 1-1 0 0,1 0 1 0 0,0 0 0 0 0,-1 1-1 0 0,-1 6 205 0 0,-1 0 1 0 0,0 0-1 0 0,-6 10 0 0 0,6-13-66 0 0,0 2-89 0 0,0-1 49 0 0,0 1 0 0 0,0-1-1 0 0,0 1 1 0 0,1 0 0 0 0,-2 8-1 0 0,4-14-167 0 0,0 0-1 0 0,0 0 0 0 0,0 0 1 0 0,0 1-1 0 0,0-1 1 0 0,0 0-1 0 0,0 0 1 0 0,0 0-1 0 0,0 0 0 0 0,0 0 1 0 0,1 0-1 0 0,-1 1 1 0 0,1-1-1 0 0,-1 0 1 0 0,0 0-1 0 0,1 0 0 0 0,0 0 1 0 0,-1 0-1 0 0,1 0 1 0 0,0 0-1 0 0,-1-1 0 0 0,1 1 1 0 0,0 0-1 0 0,0 0 1 0 0,0 0-1 0 0,0-1 1 0 0,-1 1-1 0 0,1-1 0 0 0,0 1 1 0 0,0 0-1 0 0,0-1 1 0 0,1 0-1 0 0,-1 1 1 0 0,0-1-1 0 0,0 0 0 0 0,0 1 1 0 0,0-1-1 0 0,0 0 1 0 0,2 0-1 0 0,8 1 138 0 0,1 0-1 0 0,-1-2 0 0 0,20-1 1 0 0,-7 0-102 0 0</inkml:trace>
-  <inkml:trace contextRef="#ctx0" brushRef="#br0" timeOffset="9612.76">3632 500 16671 0 0,'-2'1'10'0'0,"-3"-1"-363"0"0,-4 2 2173 0 0,18 1 934 0 0,13-1-341 0 0,41-2 0 0 0,64-14-2129 0 0,-109 11-114 0 0</inkml:trace>
-  <inkml:trace contextRef="#ctx0" brushRef="#br0" timeOffset="9866.04">3763 371 17663 0 0,'0'0'4210'0'0,"-8"23"318"0"0,7-20-4452 0 0,-20 90 1518 0 0,20-84-1578 0 0,0 0 1 0 0,0-1-1 0 0,1 1 1 0 0,0 0-1 0 0,0 0 1 0 0,1 0-1 0 0,1 0 1 0 0,2 12-1 0 0</inkml:trace>
-  <inkml:trace contextRef="#ctx0" brushRef="#br0" timeOffset="10205.83">4069 387 16863 0 0,'0'0'172'0'0,"-3"24"4039"0"0,-9 20-1302 0 0,-8 30-1206 0 0,19-68-1618 0 0,0 1 0 0 0,0-1 0 0 0,1 1 1 0 0,0 0-1 0 0,0 0 0 0 0,1-1 0 0 0,-1 1 0 0 0,4 12 1 0 0,-3-17-120 0 0,0 1 44 0 0,2 3-3213 0 0</inkml:trace>
-  <inkml:trace contextRef="#ctx0" brushRef="#br0" timeOffset="10361.34">4166 299 10016 0 0,'0'0'8'0'0,"1"-4"0"0"0,0 1 1160 0 0,1-1 16 0 0,1 0 40 0 0,0-1-40 0 0</inkml:trace>
-  <inkml:trace contextRef="#ctx0" brushRef="#br0" timeOffset="10515">4239 215 15520 0 0,'26'3'3015'0'0,"-21"-1"-2717"0"0,0-1 0 0 0,-1 1-1 0 0,1-1 1 0 0,0 1-1 0 0,-1 1 1 0 0,1-1 0 0 0,-1 0-1 0 0,0 1 1 0 0,0 0 0 0 0,0 0-1 0 0,0 0 1 0 0,-1 1-1 0 0,1-1 1 0 0,5 8 0 0 0,-5-4-30 0 0,0 0 0 0 0,0 0 1 0 0,0 0-1 0 0,-1 0 1 0 0,0 1-1 0 0,0 0 0 0 0,-1 0 1 0 0,2 11-1 0 0,-2-1 52 0 0,0-1 0 0 0,-1 1 0 0 0,-1 0 0 0 0,-1 0 0 0 0,-1 0 0 0 0,0 0 0 0 0,-7 28 0 0 0,5-33-86 0 0,0 0 0 0 0,-1 0 0 0 0,-1 0 1 0 0,0 0-1 0 0,0-1 0 0 0,-1 0 0 0 0,-1-1 0 0 0,-17 22 0 0 0,14-21-260 0 0,-1-1-1 0 0,-24 18 1 0 0,14-14-1703 0 0,-33 17 0 0 0</inkml:trace>
-</inkml:ink>
-</file>
-
-<file path=word/ink/ink42.xml><?xml version="1.0" encoding="utf-8"?>
-<inkml:ink xmlns:inkml="http://www.w3.org/2003/InkML">
-  <inkml:definitions>
-    <inkml:context xml:id="ctx0">
-      <inkml:inkSource xml:id="inkSrc0">
-        <inkml:traceFormat>
-          <inkml:channel name="X" type="integer" min="-2.14748E9" max="2.14748E9" units="cm"/>
-          <inkml:channel name="Y" type="integer" min="-2.14748E9" max="2.14748E9" units="cm"/>
-          <inkml:channel name="F" type="integer" max="32767" units="dev"/>
-          <inkml:channel name="OA" type="integer" max="360" units="deg"/>
-          <inkml:channel name="OE" type="integer" max="90" units="deg"/>
-        </inkml:traceFormat>
-        <inkml:channelProperties>
-          <inkml:channelProperty channel="X" name="resolution" value="1000" units="1/cm"/>
-          <inkml:channelProperty channel="Y" name="resolution" value="1000" units="1/cm"/>
-          <inkml:channelProperty channel="F" name="resolution" value="0" units="1/dev"/>
-          <inkml:channelProperty channel="OA" name="resolution" value="1000" units="1/deg"/>
-          <inkml:channelProperty channel="OE" name="resolution" value="1000" units="1/deg"/>
-        </inkml:channelProperties>
-      </inkml:inkSource>
       <inkml:timestamp xml:id="ts0" timeString="2026-04-14T14:19:59.966"/>
     </inkml:context>
     <inkml:brush xml:id="br0">
@@ -9401,7 +9296,7 @@
 </inkml:ink>
 </file>
 
-<file path=word/ink/ink43.xml><?xml version="1.0" encoding="utf-8"?>
+<file path=word/ink/ink41.xml><?xml version="1.0" encoding="utf-8"?>
 <inkml:ink xmlns:inkml="http://www.w3.org/2003/InkML">
   <inkml:definitions>
     <inkml:context xml:id="ctx0">
@@ -9435,7 +9330,7 @@
 </inkml:ink>
 </file>
 
-<file path=word/ink/ink44.xml><?xml version="1.0" encoding="utf-8"?>
+<file path=word/ink/ink42.xml><?xml version="1.0" encoding="utf-8"?>
 <inkml:ink xmlns:inkml="http://www.w3.org/2003/InkML">
   <inkml:definitions>
     <inkml:context xml:id="ctx0">
@@ -9472,7 +9367,7 @@
 </inkml:ink>
 </file>
 
-<file path=word/ink/ink45.xml><?xml version="1.0" encoding="utf-8"?>
+<file path=word/ink/ink43.xml><?xml version="1.0" encoding="utf-8"?>
 <inkml:ink xmlns:inkml="http://www.w3.org/2003/InkML">
   <inkml:definitions>
     <inkml:context xml:id="ctx0">
@@ -9507,7 +9402,7 @@
 </inkml:ink>
 </file>
 
-<file path=word/ink/ink46.xml><?xml version="1.0" encoding="utf-8"?>
+<file path=word/ink/ink44.xml><?xml version="1.0" encoding="utf-8"?>
 <inkml:ink xmlns:inkml="http://www.w3.org/2003/InkML">
   <inkml:definitions>
     <inkml:context xml:id="ctx0">
@@ -9544,7 +9439,7 @@
 </inkml:ink>
 </file>
 
-<file path=word/ink/ink47.xml><?xml version="1.0" encoding="utf-8"?>
+<file path=word/ink/ink45.xml><?xml version="1.0" encoding="utf-8"?>
 <inkml:ink xmlns:inkml="http://www.w3.org/2003/InkML">
   <inkml:definitions>
     <inkml:context xml:id="ctx0">
@@ -9642,7 +9537,7 @@
   <inkml:trace contextRef="#ctx0" brushRef="#br0" timeOffset="540.07">518 130 16671 0 0,'0'0'3139'0'0,"4"19"934"0"0,-6-1-3672 0 0,-1 0-1 0 0,-1 0 0 0 0,-1 0 1 0 0,0 0-1 0 0,-11 22 0 0 0,10-25-278 0 0,0 1-1 0 0,0 1 1 0 0,2-1 0 0 0,0 1-1 0 0,1 0 1 0 0,-2 21 0 0 0</inkml:trace>
   <inkml:trace contextRef="#ctx0" brushRef="#br0" timeOffset="714.5">818 201 13312 0 0,'-15'11'4619'0'0,"-37"40"-584"0"0,-22 28-2734 0 0,16-17-1074 0 0</inkml:trace>
   <inkml:trace contextRef="#ctx0" brushRef="#br0" timeOffset="903.7">678 249 17055 0 0,'0'0'183'0'0,"10"22"4436"0"0,-2 10-1830 0 0,9 27-443 0 0,-15-54-2264 0 0,1 0 1 0 0,-1 0 0 0 0,1-1 0 0 0,0 1-1 0 0,0-1 1 0 0,0 1 0 0 0,0-1 0 0 0,1 0-1 0 0,5 4 1 0 0</inkml:trace>
-  <inkml:trace contextRef="#ctx0" brushRef="#br0" timeOffset="1109.65">938 333 16863 0 0,'0'0'10'0'0,"28"1"5330"0"0,-12-2-4512 0 0,0-2 1 0 0,0 1-1 0 0,25-9 1 0 0,10-2-3913 0 0</inkml:trace>
+  <inkml:trace contextRef="#ctx0" brushRef="#br0" timeOffset="1109.64">938 333 16863 0 0,'0'0'10'0'0,"28"1"5330"0"0,-12-2-4512 0 0,0-2 1 0 0,0 1-1 0 0,25-9 1 0 0,10-2-3913 0 0</inkml:trace>
   <inkml:trace contextRef="#ctx0" brushRef="#br0" timeOffset="1316.91">1043 239 16575 0 0,'0'0'10'0'0,"-14"15"5352"0"0,7 1-3982 0 0,0 0-1 0 0,-4 21 0 0 0,7-18-1051 0 0,0-1 0 0 0,2 1 1 0 0,-1 33-1 0 0</inkml:trace>
   <inkml:trace contextRef="#ctx0" brushRef="#br0" timeOffset="1539.65">1157 266 18143 0 0,'0'0'6'0'0,"4"16"4631"0"0,-8 8-2626 0 0,1-11-1686 0 0,0 0 0 0 0,2-1 0 0 0,-1 1 0 0 0,2 0 0 0 0,0 1 1 0 0,0-1-1 0 0,3 15 0 0 0</inkml:trace>
   <inkml:trace contextRef="#ctx0" brushRef="#br0" timeOffset="1728.44">1366 144 17951 0 0,'14'22'3464'0'0,"-12"-13"-3013"0"0,0 0 0 0 0,0 1-1 0 0,-1 0 1 0 0,0-1-1 0 0,-1 1 1 0 0,0 0 0 0 0,0 0-1 0 0,-1-1 1 0 0,-1 1 0 0 0,1 0-1 0 0,-1-1 1 0 0,-1 1-1 0 0,0-1 1 0 0,-6 13 0 0 0,-3 4-143 0 0,-1 0 1 0 0,-1-1-1 0 0,-28 37 0 0 0,40-59-402 0 0,-1 1 239 0 0,-4 1-3721 0 0</inkml:trace>
@@ -9764,7 +9659,7 @@
   <inkml:trace contextRef="#ctx0" brushRef="#br0" timeOffset="378.87">339 333 13984 0 0,'0'0'960'0'0,"17"20"5351"0"0,1 8-4396 0 0,-11-14-1288 0 0,1-1-1 0 0,15 17 0 0 0,-21-28-570 0 0,0 0-1 0 0,0 1 1 0 0,0-1-1 0 0,0 0 1 0 0,1 0-1 0 0,-1 0 1 0 0,1 0-1 0 0,-1-1 1 0 0,1 1-1 0 0,0-1 1 0 0,0 0-1 0 0,0 1 1 0 0,0-1-1 0 0,-1 0 1 0 0,2-1 0 0 0,-1 1-1 0 0,5 0 1 0 0</inkml:trace>
   <inkml:trace contextRef="#ctx0" brushRef="#br0" timeOffset="616.66">577 385 16479 0 0,'0'0'172'0'0,"22"-4"4431"0"0,142-35-1622 0 0</inkml:trace>
   <inkml:trace contextRef="#ctx0" brushRef="#br0" timeOffset="836.44">687 273 17055 0 0,'0'0'10'0'0,"1"23"5486"0"0,2 7-3430 0 0,11 46 1 0 0</inkml:trace>
-  <inkml:trace contextRef="#ctx0" brushRef="#br0" timeOffset="1041.64">894 268 17055 0 0,'-1'21'2988'0'0,"-5"30"-1"0"0,3-30-1877 0 0,-1 31 0 0 0,3-36-787 0 0,0 5-3527 0 0</inkml:trace>
+  <inkml:trace contextRef="#ctx0" brushRef="#br0" timeOffset="1041.63">894 268 17055 0 0,'-1'21'2988'0'0,"-5"30"-1"0"0,3-30-1877 0 0,-1 31 0 0 0,3-36-787 0 0,0 5-3527 0 0</inkml:trace>
   <inkml:trace contextRef="#ctx0" brushRef="#br0" timeOffset="1461.66">147 101 10304 0 0,'-18'8'5329'0'0,"11"1"-4701"0"0,0 1 0 0 0,0 0-1 0 0,1 0 1 0 0,0 0 0 0 0,1 0 0 0 0,0 1 0 0 0,-4 16 0 0 0,-1-4-67 0 0,-8 22-76 0 0,-17 60 1 0 0,31-91-411 0 0,1-1 1 0 0,0 1 0 0 0,2 0-1 0 0,-1-1 1 0 0,1 1 0 0 0,1 0 0 0 0,1 0-1 0 0,0 0 1 0 0,4 20 0 0 0,-2-26-23 0 0,0-1 0 0 0,0 0 0 0 0,0 0 1 0 0,1 0-1 0 0,0 0 0 0 0,0-1 1 0 0,1 1-1 0 0,0-1 0 0 0,0 0 0 0 0,1-1 1 0 0,-1 1-1 0 0,1-1 0 0 0,0 0 1 0 0,1-1-1 0 0,-1 1 0 0 0,1-1 0 0 0,10 5 1 0 0,-1-2-533 0 0,0 0 0 0 0,1-1 0 0 0,-1-1 0 0 0,1-1 0 0 0,0 0 0 0 0,26 2 0 0 0</inkml:trace>
   <inkml:trace contextRef="#ctx0" brushRef="#br0" timeOffset="1771">1026 170 14272 0 0,'17'19'2886'0'0,"-13"-13"-2542"0"0,-1-1 0 0 0,0 1 1 0 0,0 0-1 0 0,-1 0 0 0 0,1 0 0 0 0,-1 0 0 0 0,-1 0 0 0 0,1 1 0 0 0,-1-1 1 0 0,0 1-1 0 0,-1-1 0 0 0,1 1 0 0 0,-2 7 0 0 0,1 6 276 0 0,-2 0 0 0 0,-9 38-1 0 0,3-29-129 0 0,-3 0 0 0 0,0-1-1 0 0,-2 0 1 0 0,-31 51-1 0 0,24-45 7 0 0</inkml:trace>
   <inkml:trace contextRef="#ctx0" brushRef="#br0" timeOffset="1994.82">1279 1 12832 0 0,'-16'18'4518'0'0,"-21"48"-216"0"0,-12 34-2833 0 0,48-97-4348 0 0</inkml:trace>
